--- a/DB/lab7/lab7DB.docx
+++ b/DB/lab7/lab7DB.docx
@@ -62,6 +62,7 @@
         <w:rPr>
           <w:b/>
           <w:bCs/>
+          <w:noProof/>
           <w:lang w:val="en-US"/>
         </w:rPr>
         <w:drawing>
@@ -161,6 +162,7 @@
         <w:rPr>
           <w:b/>
           <w:bCs/>
+          <w:noProof/>
           <w:lang w:val="en-US"/>
         </w:rPr>
         <w:drawing>
@@ -269,6 +271,7 @@
         <w:rPr>
           <w:b/>
           <w:bCs/>
+          <w:noProof/>
           <w:lang w:val="en-US"/>
         </w:rPr>
         <w:drawing>
@@ -368,6 +371,7 @@
         <w:rPr>
           <w:b/>
           <w:bCs/>
+          <w:noProof/>
           <w:lang w:val="en-US"/>
         </w:rPr>
         <w:drawing>
@@ -516,6 +520,7 @@
         <w:rPr>
           <w:b/>
           <w:bCs/>
+          <w:noProof/>
           <w:lang w:val="en-US"/>
         </w:rPr>
         <w:drawing>
@@ -639,6 +644,7 @@
         <w:rPr>
           <w:b/>
           <w:bCs/>
+          <w:noProof/>
           <w:lang w:val="en-US"/>
         </w:rPr>
         <w:drawing>
@@ -714,14 +720,12 @@
         <w:rPr>
           <w:b/>
           <w:bCs/>
-          <w:lang w:val="ru-BY"/>
-        </w:rPr>
-      </w:pPr>
-      <w:r>
-        <w:rPr>
-          <w:b/>
-          <w:bCs/>
-          <w:lang w:val="ru-BY"/>
+        </w:rPr>
+      </w:pPr>
+      <w:r>
+        <w:rPr>
+          <w:b/>
+          <w:bCs/>
         </w:rPr>
         <w:t>CREATE TABLE T_KEEP(</w:t>
       </w:r>
@@ -733,14 +737,12 @@
         <w:rPr>
           <w:b/>
           <w:bCs/>
-          <w:lang w:val="ru-BY"/>
-        </w:rPr>
-      </w:pPr>
-      <w:r>
-        <w:rPr>
-          <w:b/>
-          <w:bCs/>
-          <w:lang w:val="ru-BY"/>
+        </w:rPr>
+      </w:pPr>
+      <w:r>
+        <w:rPr>
+          <w:b/>
+          <w:bCs/>
         </w:rPr>
         <w:tab/>
       </w:r>
@@ -749,7 +751,6 @@
         <w:rPr>
           <w:b/>
           <w:bCs/>
-          <w:lang w:val="ru-BY"/>
         </w:rPr>
         <w:t>Id</w:t>
       </w:r>
@@ -758,7 +759,6 @@
         <w:rPr>
           <w:b/>
           <w:bCs/>
-          <w:lang w:val="ru-BY"/>
         </w:rPr>
         <w:t xml:space="preserve"> </w:t>
       </w:r>
@@ -767,7 +767,6 @@
         <w:rPr>
           <w:b/>
           <w:bCs/>
-          <w:lang w:val="ru-BY"/>
         </w:rPr>
         <w:t>number</w:t>
       </w:r>
@@ -776,7 +775,6 @@
         <w:rPr>
           <w:b/>
           <w:bCs/>
-          <w:lang w:val="ru-BY"/>
         </w:rPr>
         <w:t>,</w:t>
       </w:r>
@@ -788,14 +786,12 @@
         <w:rPr>
           <w:b/>
           <w:bCs/>
-          <w:lang w:val="ru-BY"/>
-        </w:rPr>
-      </w:pPr>
-      <w:r>
-        <w:rPr>
-          <w:b/>
-          <w:bCs/>
-          <w:lang w:val="ru-BY"/>
+        </w:rPr>
+      </w:pPr>
+      <w:r>
+        <w:rPr>
+          <w:b/>
+          <w:bCs/>
         </w:rPr>
         <w:tab/>
       </w:r>
@@ -804,7 +800,6 @@
         <w:rPr>
           <w:b/>
           <w:bCs/>
-          <w:lang w:val="ru-BY"/>
         </w:rPr>
         <w:t>name</w:t>
       </w:r>
@@ -813,7 +808,6 @@
         <w:rPr>
           <w:b/>
           <w:bCs/>
-          <w:lang w:val="ru-BY"/>
         </w:rPr>
         <w:t xml:space="preserve"> varchar2(20)</w:t>
       </w:r>
@@ -825,14 +819,12 @@
         <w:rPr>
           <w:b/>
           <w:bCs/>
-          <w:lang w:val="ru-BY"/>
-        </w:rPr>
-      </w:pPr>
-      <w:r>
-        <w:rPr>
-          <w:b/>
-          <w:bCs/>
-          <w:lang w:val="ru-BY"/>
+        </w:rPr>
+      </w:pPr>
+      <w:r>
+        <w:rPr>
+          <w:b/>
+          <w:bCs/>
         </w:rPr>
         <w:t>) STORAGE(BUFFER_POOL KEEP);</w:t>
       </w:r>
@@ -844,25 +836,22 @@
         <w:rPr>
           <w:b/>
           <w:bCs/>
-          <w:lang w:val="ru-BY"/>
-        </w:rPr>
-      </w:pPr>
-    </w:p>
-    <w:p>
-      <w:pPr>
-        <w:spacing w:after="0"/>
-        <w:ind w:left="720"/>
-        <w:rPr>
-          <w:b/>
-          <w:bCs/>
-          <w:lang w:val="ru-BY"/>
-        </w:rPr>
-      </w:pPr>
-      <w:r>
-        <w:rPr>
-          <w:b/>
-          <w:bCs/>
-          <w:lang w:val="ru-BY"/>
+        </w:rPr>
+      </w:pPr>
+    </w:p>
+    <w:p>
+      <w:pPr>
+        <w:spacing w:after="0"/>
+        <w:ind w:left="720"/>
+        <w:rPr>
+          <w:b/>
+          <w:bCs/>
+        </w:rPr>
+      </w:pPr>
+      <w:r>
+        <w:rPr>
+          <w:b/>
+          <w:bCs/>
         </w:rPr>
         <w:t xml:space="preserve">SELECT SEGMENT_NAME, SEGMENT_TYPE FROM USER_SEGMENTS </w:t>
       </w:r>
@@ -874,14 +863,12 @@
         <w:rPr>
           <w:b/>
           <w:bCs/>
-          <w:lang w:val="ru-BY"/>
-        </w:rPr>
-      </w:pPr>
-      <w:r>
-        <w:rPr>
-          <w:b/>
-          <w:bCs/>
-          <w:lang w:val="ru-BY"/>
+        </w:rPr>
+      </w:pPr>
+      <w:r>
+        <w:rPr>
+          <w:b/>
+          <w:bCs/>
         </w:rPr>
         <w:t>WHERE SEGMENT_NAME=’T_KEEP’;</w:t>
       </w:r>
@@ -892,14 +879,13 @@
         <w:rPr>
           <w:b/>
           <w:bCs/>
-          <w:lang w:val="ru-BY"/>
-        </w:rPr>
-      </w:pPr>
-      <w:r>
-        <w:rPr>
-          <w:b/>
-          <w:bCs/>
-          <w:lang w:val="ru-BY"/>
+        </w:rPr>
+      </w:pPr>
+      <w:r>
+        <w:rPr>
+          <w:b/>
+          <w:bCs/>
+          <w:noProof/>
         </w:rPr>
         <w:drawing>
           <wp:inline distT="0" distB="0" distL="0" distR="0" wp14:anchorId="095A45E1" wp14:editId="67378AAC">
@@ -974,14 +960,12 @@
         <w:rPr>
           <w:b/>
           <w:bCs/>
-          <w:lang w:val="ru-BY"/>
-        </w:rPr>
-      </w:pPr>
-      <w:r>
-        <w:rPr>
-          <w:b/>
-          <w:bCs/>
-          <w:lang w:val="ru-BY"/>
+        </w:rPr>
+      </w:pPr>
+      <w:r>
+        <w:rPr>
+          <w:b/>
+          <w:bCs/>
         </w:rPr>
         <w:t>CREATE TABLE T_DEFAULT(</w:t>
       </w:r>
@@ -993,14 +977,12 @@
         <w:rPr>
           <w:b/>
           <w:bCs/>
-          <w:lang w:val="ru-BY"/>
-        </w:rPr>
-      </w:pPr>
-      <w:r>
-        <w:rPr>
-          <w:b/>
-          <w:bCs/>
-          <w:lang w:val="ru-BY"/>
+        </w:rPr>
+      </w:pPr>
+      <w:r>
+        <w:rPr>
+          <w:b/>
+          <w:bCs/>
         </w:rPr>
         <w:tab/>
       </w:r>
@@ -1009,7 +991,6 @@
         <w:rPr>
           <w:b/>
           <w:bCs/>
-          <w:lang w:val="ru-BY"/>
         </w:rPr>
         <w:t>Id</w:t>
       </w:r>
@@ -1018,7 +999,6 @@
         <w:rPr>
           <w:b/>
           <w:bCs/>
-          <w:lang w:val="ru-BY"/>
         </w:rPr>
         <w:t xml:space="preserve"> </w:t>
       </w:r>
@@ -1027,7 +1007,6 @@
         <w:rPr>
           <w:b/>
           <w:bCs/>
-          <w:lang w:val="ru-BY"/>
         </w:rPr>
         <w:t>number</w:t>
       </w:r>
@@ -1036,7 +1015,6 @@
         <w:rPr>
           <w:b/>
           <w:bCs/>
-          <w:lang w:val="ru-BY"/>
         </w:rPr>
         <w:t>,</w:t>
       </w:r>
@@ -1048,14 +1026,12 @@
         <w:rPr>
           <w:b/>
           <w:bCs/>
-          <w:lang w:val="ru-BY"/>
-        </w:rPr>
-      </w:pPr>
-      <w:r>
-        <w:rPr>
-          <w:b/>
-          <w:bCs/>
-          <w:lang w:val="ru-BY"/>
+        </w:rPr>
+      </w:pPr>
+      <w:r>
+        <w:rPr>
+          <w:b/>
+          <w:bCs/>
         </w:rPr>
         <w:tab/>
       </w:r>
@@ -1064,7 +1040,6 @@
         <w:rPr>
           <w:b/>
           <w:bCs/>
-          <w:lang w:val="ru-BY"/>
         </w:rPr>
         <w:t>name</w:t>
       </w:r>
@@ -1073,7 +1048,6 @@
         <w:rPr>
           <w:b/>
           <w:bCs/>
-          <w:lang w:val="ru-BY"/>
         </w:rPr>
         <w:t xml:space="preserve"> varchar2(20)</w:t>
       </w:r>
@@ -1085,14 +1059,12 @@
         <w:rPr>
           <w:b/>
           <w:bCs/>
-          <w:lang w:val="ru-BY"/>
-        </w:rPr>
-      </w:pPr>
-      <w:r>
-        <w:rPr>
-          <w:b/>
-          <w:bCs/>
-          <w:lang w:val="ru-BY"/>
+        </w:rPr>
+      </w:pPr>
+      <w:r>
+        <w:rPr>
+          <w:b/>
+          <w:bCs/>
         </w:rPr>
         <w:t>) STORAGE(BUFFER_POOL DEFAULT);</w:t>
       </w:r>
@@ -1104,25 +1076,22 @@
         <w:rPr>
           <w:b/>
           <w:bCs/>
-          <w:lang w:val="ru-BY"/>
-        </w:rPr>
-      </w:pPr>
-    </w:p>
-    <w:p>
-      <w:pPr>
-        <w:spacing w:after="0"/>
-        <w:ind w:left="720"/>
-        <w:rPr>
-          <w:b/>
-          <w:bCs/>
-          <w:lang w:val="ru-BY"/>
-        </w:rPr>
-      </w:pPr>
-      <w:r>
-        <w:rPr>
-          <w:b/>
-          <w:bCs/>
-          <w:lang w:val="ru-BY"/>
+        </w:rPr>
+      </w:pPr>
+    </w:p>
+    <w:p>
+      <w:pPr>
+        <w:spacing w:after="0"/>
+        <w:ind w:left="720"/>
+        <w:rPr>
+          <w:b/>
+          <w:bCs/>
+        </w:rPr>
+      </w:pPr>
+      <w:r>
+        <w:rPr>
+          <w:b/>
+          <w:bCs/>
         </w:rPr>
         <w:t>SELECT SEGMENT_NAME, SEGMENT_TYPE FROM USER_SEGMENTS</w:t>
       </w:r>
@@ -1134,14 +1103,12 @@
         <w:rPr>
           <w:b/>
           <w:bCs/>
-          <w:lang w:val="ru-BY"/>
-        </w:rPr>
-      </w:pPr>
-      <w:r>
-        <w:rPr>
-          <w:b/>
-          <w:bCs/>
-          <w:lang w:val="ru-BY"/>
+        </w:rPr>
+      </w:pPr>
+      <w:r>
+        <w:rPr>
+          <w:b/>
+          <w:bCs/>
         </w:rPr>
         <w:t>WHERE SEGMENT_NAME=’T_DEFAULT’;</w:t>
       </w:r>
@@ -1155,6 +1122,7 @@
       </w:pPr>
       <w:r>
         <w:rPr>
+          <w:noProof/>
           <w:lang w:val="en-US"/>
         </w:rPr>
         <w:drawing>
@@ -1251,6 +1219,7 @@
         <w:rPr>
           <w:b/>
           <w:bCs/>
+          <w:noProof/>
           <w:lang w:val="en-US"/>
         </w:rPr>
         <w:drawing>
@@ -1338,6 +1307,7 @@
         <w:rPr>
           <w:b/>
           <w:bCs/>
+          <w:noProof/>
           <w:lang w:val="en-US"/>
         </w:rPr>
         <w:drawing>
@@ -1471,6 +1441,7 @@
         <w:rPr>
           <w:b/>
           <w:bCs/>
+          <w:noProof/>
           <w:lang w:val="en-US"/>
         </w:rPr>
         <w:drawing>
@@ -1558,6 +1529,7 @@
         <w:rPr>
           <w:b/>
           <w:bCs/>
+          <w:noProof/>
           <w:lang w:val="en-US"/>
         </w:rPr>
         <w:drawing>
@@ -1704,6 +1676,7 @@
         <w:rPr>
           <w:b/>
           <w:bCs/>
+          <w:noProof/>
           <w:lang w:val="en-US"/>
         </w:rPr>
         <w:drawing>
@@ -1747,7 +1720,7 @@
       <w:pPr>
         <w:ind w:left="720"/>
         <w:rPr>
-          <w:lang w:val="en-US"/>
+          <w:lang w:val="ru-RU"/>
         </w:rPr>
       </w:pPr>
       <w:r>
@@ -1842,6 +1815,7 @@
         <w:rPr>
           <w:b/>
           <w:bCs/>
+          <w:noProof/>
           <w:lang w:val="en-US"/>
         </w:rPr>
         <w:drawing>
@@ -1929,6 +1903,7 @@
         <w:rPr>
           <w:b/>
           <w:bCs/>
+          <w:noProof/>
           <w:lang w:val="en-US"/>
         </w:rPr>
         <w:drawing>
@@ -2016,6 +1991,7 @@
         <w:rPr>
           <w:b/>
           <w:bCs/>
+          <w:noProof/>
           <w:lang w:val="en-US"/>
         </w:rPr>
         <w:drawing>
@@ -2079,6 +2055,12 @@
           <w:lang w:val="en-US"/>
         </w:rPr>
       </w:pPr>
+      <w:r>
+        <w:rPr>
+          <w:lang w:val="en-US"/>
+        </w:rPr>
+        <w:t>OracleOraDB19HOMETNSListener</w:t>
+      </w:r>
     </w:p>
     <w:p>
       <w:pPr>
@@ -2237,6 +2219,7 @@
       </w:pPr>
       <w:r>
         <w:rPr>
+          <w:noProof/>
           <w:lang w:val="ru-RU"/>
         </w:rPr>
         <w:drawing>
@@ -2317,6 +2300,7 @@
       </w:pPr>
       <w:r>
         <w:rPr>
+          <w:noProof/>
           <w:lang w:val="ru-RU"/>
         </w:rPr>
         <w:drawing>
@@ -2360,36 +2344,21 @@
       <w:pPr>
         <w:spacing w:after="0"/>
         <w:ind w:left="720"/>
-        <w:rPr>
-          <w:lang w:val="ru-BY"/>
-        </w:rPr>
-      </w:pPr>
-      <w:proofErr w:type="spellStart"/>
-      <w:r>
-        <w:rPr>
-          <w:lang w:val="ru-BY"/>
-        </w:rPr>
+      </w:pPr>
+      <w:proofErr w:type="spellStart"/>
+      <w:r>
         <w:t>start</w:t>
       </w:r>
       <w:proofErr w:type="spellEnd"/>
       <w:r>
-        <w:rPr>
-          <w:lang w:val="ru-BY"/>
-        </w:rPr>
         <w:t xml:space="preserve"> — запускает службу </w:t>
       </w:r>
       <w:proofErr w:type="spellStart"/>
       <w:r>
-        <w:rPr>
-          <w:lang w:val="ru-BY"/>
-        </w:rPr>
         <w:t>прослушивателя</w:t>
       </w:r>
       <w:proofErr w:type="spellEnd"/>
       <w:r>
-        <w:rPr>
-          <w:lang w:val="ru-BY"/>
-        </w:rPr>
         <w:t>.</w:t>
       </w:r>
     </w:p>
@@ -2397,36 +2366,21 @@
       <w:pPr>
         <w:spacing w:after="0"/>
         <w:ind w:left="720"/>
-        <w:rPr>
-          <w:lang w:val="ru-BY"/>
-        </w:rPr>
-      </w:pPr>
-      <w:proofErr w:type="spellStart"/>
-      <w:r>
-        <w:rPr>
-          <w:lang w:val="ru-BY"/>
-        </w:rPr>
+      </w:pPr>
+      <w:proofErr w:type="spellStart"/>
+      <w:r>
         <w:t>stop</w:t>
       </w:r>
       <w:proofErr w:type="spellEnd"/>
       <w:r>
-        <w:rPr>
-          <w:lang w:val="ru-BY"/>
-        </w:rPr>
         <w:t xml:space="preserve"> — останавливает </w:t>
       </w:r>
       <w:proofErr w:type="spellStart"/>
       <w:r>
-        <w:rPr>
-          <w:lang w:val="ru-BY"/>
-        </w:rPr>
         <w:t>прослушиватель</w:t>
       </w:r>
       <w:proofErr w:type="spellEnd"/>
       <w:r>
-        <w:rPr>
-          <w:lang w:val="ru-BY"/>
-        </w:rPr>
         <w:t>.</w:t>
       </w:r>
     </w:p>
@@ -2434,36 +2388,21 @@
       <w:pPr>
         <w:spacing w:after="0"/>
         <w:ind w:left="720"/>
-        <w:rPr>
-          <w:lang w:val="ru-BY"/>
-        </w:rPr>
-      </w:pPr>
-      <w:proofErr w:type="spellStart"/>
-      <w:r>
-        <w:rPr>
-          <w:lang w:val="ru-BY"/>
-        </w:rPr>
+      </w:pPr>
+      <w:proofErr w:type="spellStart"/>
+      <w:r>
         <w:t>status</w:t>
       </w:r>
       <w:proofErr w:type="spellEnd"/>
       <w:r>
-        <w:rPr>
-          <w:lang w:val="ru-BY"/>
-        </w:rPr>
         <w:t xml:space="preserve"> — показывает текущее состояние, время работы (</w:t>
       </w:r>
       <w:proofErr w:type="spellStart"/>
       <w:r>
-        <w:rPr>
-          <w:lang w:val="ru-BY"/>
-        </w:rPr>
         <w:t>uptime</w:t>
       </w:r>
       <w:proofErr w:type="spellEnd"/>
       <w:r>
-        <w:rPr>
-          <w:lang w:val="ru-BY"/>
-        </w:rPr>
         <w:t>), порты и пути к логам.</w:t>
       </w:r>
     </w:p>
@@ -2471,36 +2410,21 @@
       <w:pPr>
         <w:spacing w:after="0"/>
         <w:ind w:left="720"/>
-        <w:rPr>
-          <w:lang w:val="ru-BY"/>
-        </w:rPr>
-      </w:pPr>
-      <w:proofErr w:type="spellStart"/>
-      <w:r>
-        <w:rPr>
-          <w:lang w:val="ru-BY"/>
-        </w:rPr>
+      </w:pPr>
+      <w:proofErr w:type="spellStart"/>
+      <w:r>
         <w:t>reload</w:t>
       </w:r>
       <w:proofErr w:type="spellEnd"/>
       <w:r>
-        <w:rPr>
-          <w:lang w:val="ru-BY"/>
-        </w:rPr>
         <w:t xml:space="preserve"> — перезагружает конфигурацию из файла </w:t>
       </w:r>
       <w:proofErr w:type="spellStart"/>
       <w:r>
-        <w:rPr>
-          <w:lang w:val="ru-BY"/>
-        </w:rPr>
         <w:t>listener.ora</w:t>
       </w:r>
       <w:proofErr w:type="spellEnd"/>
       <w:r>
-        <w:rPr>
-          <w:lang w:val="ru-BY"/>
-        </w:rPr>
         <w:t xml:space="preserve"> без остановки службы.</w:t>
       </w:r>
     </w:p>
@@ -2508,22 +2432,13 @@
       <w:pPr>
         <w:spacing w:after="0"/>
         <w:ind w:left="720"/>
-        <w:rPr>
-          <w:lang w:val="ru-BY"/>
-        </w:rPr>
-      </w:pPr>
-      <w:proofErr w:type="spellStart"/>
-      <w:r>
-        <w:rPr>
-          <w:lang w:val="ru-BY"/>
-        </w:rPr>
+      </w:pPr>
+      <w:proofErr w:type="spellStart"/>
+      <w:r>
         <w:t>exit</w:t>
       </w:r>
       <w:proofErr w:type="spellEnd"/>
       <w:r>
-        <w:rPr>
-          <w:lang w:val="ru-BY"/>
-        </w:rPr>
         <w:t xml:space="preserve"> — закрывает утилиту.</w:t>
       </w:r>
     </w:p>
@@ -2531,45 +2446,30 @@
       <w:pPr>
         <w:spacing w:after="0"/>
         <w:ind w:left="720"/>
-        <w:rPr>
-          <w:lang w:val="ru-BY"/>
-        </w:rPr>
-      </w:pPr>
-    </w:p>
-    <w:p>
-      <w:pPr>
-        <w:spacing w:after="0"/>
-        <w:ind w:left="720"/>
-        <w:rPr>
-          <w:lang w:val="ru-BY"/>
-        </w:rPr>
-      </w:pPr>
-    </w:p>
-    <w:p>
-      <w:pPr>
-        <w:spacing w:after="0"/>
-        <w:ind w:left="720"/>
-        <w:rPr>
-          <w:lang w:val="ru-BY"/>
-        </w:rPr>
-      </w:pPr>
-    </w:p>
-    <w:p>
-      <w:pPr>
-        <w:spacing w:after="0"/>
-        <w:ind w:left="720"/>
-        <w:rPr>
-          <w:lang w:val="ru-BY"/>
-        </w:rPr>
-      </w:pPr>
-    </w:p>
-    <w:p>
-      <w:pPr>
-        <w:spacing w:after="0"/>
-        <w:ind w:left="720"/>
-        <w:rPr>
-          <w:lang w:val="ru-BY"/>
-        </w:rPr>
+      </w:pPr>
+    </w:p>
+    <w:p>
+      <w:pPr>
+        <w:spacing w:after="0"/>
+        <w:ind w:left="720"/>
+      </w:pPr>
+    </w:p>
+    <w:p>
+      <w:pPr>
+        <w:spacing w:after="0"/>
+        <w:ind w:left="720"/>
+      </w:pPr>
+    </w:p>
+    <w:p>
+      <w:pPr>
+        <w:spacing w:after="0"/>
+        <w:ind w:left="720"/>
+      </w:pPr>
+    </w:p>
+    <w:p>
+      <w:pPr>
+        <w:spacing w:after="0"/>
+        <w:ind w:left="720"/>
       </w:pPr>
     </w:p>
     <w:p>
@@ -2599,6 +2499,7 @@
       </w:pPr>
       <w:r>
         <w:rPr>
+          <w:noProof/>
           <w:lang w:val="ru-RU"/>
         </w:rPr>
         <w:drawing>
@@ -2686,14 +2587,12 @@
         <w:rPr>
           <w:b/>
           <w:bCs/>
-          <w:lang w:val="ru-BY"/>
-        </w:rPr>
-      </w:pPr>
-      <w:r>
-        <w:rPr>
-          <w:b/>
-          <w:bCs/>
-          <w:lang w:val="ru-BY"/>
+        </w:rPr>
+      </w:pPr>
+      <w:r>
+        <w:rPr>
+          <w:b/>
+          <w:bCs/>
         </w:rPr>
         <w:t>1. Расшифруйте аббревиатуру SGA</w:t>
       </w:r>
@@ -2702,22 +2601,15 @@
       <w:pPr>
         <w:spacing w:after="0"/>
         <w:ind w:left="720"/>
-        <w:rPr>
-          <w:lang w:val="ru-BY"/>
-        </w:rPr>
-      </w:pPr>
-      <w:r>
-        <w:rPr>
-          <w:b/>
-          <w:bCs/>
-          <w:lang w:val="ru-BY"/>
+      </w:pPr>
+      <w:r>
+        <w:rPr>
+          <w:b/>
+          <w:bCs/>
         </w:rPr>
         <w:t>SGA</w:t>
       </w:r>
       <w:r>
-        <w:rPr>
-          <w:lang w:val="ru-BY"/>
-        </w:rPr>
         <w:t xml:space="preserve"> (System Global Area) — системная глобальная область. Это общая, разделяемая область оперативной памяти, выделяемая экземпляру (инстансу) Oracle при запуске, которая содержит данные и управляющую информацию для этого экземпляра.</w:t>
       </w:r>
     </w:p>
@@ -2725,26 +2617,21 @@
       <w:pPr>
         <w:spacing w:after="0"/>
         <w:ind w:left="720"/>
-        <w:rPr>
-          <w:lang w:val="ru-BY"/>
-        </w:rPr>
-      </w:pPr>
-    </w:p>
-    <w:p>
-      <w:pPr>
-        <w:spacing w:after="0"/>
-        <w:ind w:left="720"/>
-        <w:rPr>
-          <w:b/>
-          <w:bCs/>
-          <w:lang w:val="ru-BY"/>
-        </w:rPr>
-      </w:pPr>
-      <w:r>
-        <w:rPr>
-          <w:b/>
-          <w:bCs/>
-          <w:lang w:val="ru-BY"/>
+      </w:pPr>
+    </w:p>
+    <w:p>
+      <w:pPr>
+        <w:spacing w:after="0"/>
+        <w:ind w:left="720"/>
+        <w:rPr>
+          <w:b/>
+          <w:bCs/>
+        </w:rPr>
+      </w:pPr>
+      <w:r>
+        <w:rPr>
+          <w:b/>
+          <w:bCs/>
         </w:rPr>
         <w:t>2. Перечислите основные пулы памяти SGA, поясните их назначение</w:t>
       </w:r>
@@ -2753,14 +2640,8 @@
       <w:pPr>
         <w:spacing w:after="0"/>
         <w:ind w:left="720"/>
-        <w:rPr>
-          <w:lang w:val="ru-BY"/>
-        </w:rPr>
-      </w:pPr>
-      <w:r>
-        <w:rPr>
-          <w:lang w:val="ru-BY"/>
-        </w:rPr>
+      </w:pPr>
+      <w:r>
         <w:t>Основные компоненты SGA:</w:t>
       </w:r>
     </w:p>
@@ -2771,15 +2652,11 @@
           <w:numId w:val="5"/>
         </w:numPr>
         <w:spacing w:after="0"/>
-        <w:rPr>
-          <w:lang w:val="ru-BY"/>
-        </w:rPr>
-      </w:pPr>
-      <w:r>
-        <w:rPr>
-          <w:b/>
-          <w:bCs/>
-          <w:lang w:val="ru-BY"/>
+      </w:pPr>
+      <w:r>
+        <w:rPr>
+          <w:b/>
+          <w:bCs/>
         </w:rPr>
         <w:t xml:space="preserve">Database </w:t>
       </w:r>
@@ -2788,7 +2665,6 @@
         <w:rPr>
           <w:b/>
           <w:bCs/>
-          <w:lang w:val="ru-BY"/>
         </w:rPr>
         <w:t>Buffer</w:t>
       </w:r>
@@ -2797,7 +2673,6 @@
         <w:rPr>
           <w:b/>
           <w:bCs/>
-          <w:lang w:val="ru-BY"/>
         </w:rPr>
         <w:t xml:space="preserve"> </w:t>
       </w:r>
@@ -2806,7 +2681,6 @@
         <w:rPr>
           <w:b/>
           <w:bCs/>
-          <w:lang w:val="ru-BY"/>
         </w:rPr>
         <w:t>Cache</w:t>
       </w:r>
@@ -2815,14 +2689,10 @@
         <w:rPr>
           <w:b/>
           <w:bCs/>
-          <w:lang w:val="ru-BY"/>
         </w:rPr>
         <w:t xml:space="preserve"> (Буферный кэш):</w:t>
       </w:r>
       <w:r>
-        <w:rPr>
-          <w:lang w:val="ru-BY"/>
-        </w:rPr>
         <w:t xml:space="preserve"> хранит копии блоков данных, прочитанных из файлов данных.</w:t>
       </w:r>
     </w:p>
@@ -2833,16 +2703,12 @@
           <w:numId w:val="5"/>
         </w:numPr>
         <w:spacing w:after="0"/>
-        <w:rPr>
-          <w:lang w:val="ru-BY"/>
-        </w:rPr>
-      </w:pPr>
-      <w:proofErr w:type="spellStart"/>
-      <w:r>
-        <w:rPr>
-          <w:b/>
-          <w:bCs/>
-          <w:lang w:val="ru-BY"/>
+      </w:pPr>
+      <w:proofErr w:type="spellStart"/>
+      <w:r>
+        <w:rPr>
+          <w:b/>
+          <w:bCs/>
         </w:rPr>
         <w:t>Shared</w:t>
       </w:r>
@@ -2851,14 +2717,10 @@
         <w:rPr>
           <w:b/>
           <w:bCs/>
-          <w:lang w:val="ru-BY"/>
         </w:rPr>
         <w:t xml:space="preserve"> Pool (Разделяемый пул):</w:t>
       </w:r>
       <w:r>
-        <w:rPr>
-          <w:lang w:val="ru-BY"/>
-        </w:rPr>
         <w:t xml:space="preserve"> кэширует разобранные SQL-запросы, PL/SQL-код и данные словаря данных, чтобы избежать их повторного разбора.</w:t>
       </w:r>
     </w:p>
@@ -2869,16 +2731,12 @@
           <w:numId w:val="5"/>
         </w:numPr>
         <w:spacing w:after="0"/>
-        <w:rPr>
-          <w:lang w:val="ru-BY"/>
-        </w:rPr>
-      </w:pPr>
-      <w:proofErr w:type="spellStart"/>
-      <w:r>
-        <w:rPr>
-          <w:b/>
-          <w:bCs/>
-          <w:lang w:val="ru-BY"/>
+      </w:pPr>
+      <w:proofErr w:type="spellStart"/>
+      <w:r>
+        <w:rPr>
+          <w:b/>
+          <w:bCs/>
         </w:rPr>
         <w:t>Redo</w:t>
       </w:r>
@@ -2887,7 +2745,6 @@
         <w:rPr>
           <w:b/>
           <w:bCs/>
-          <w:lang w:val="ru-BY"/>
         </w:rPr>
         <w:t xml:space="preserve"> </w:t>
       </w:r>
@@ -2896,7 +2753,6 @@
         <w:rPr>
           <w:b/>
           <w:bCs/>
-          <w:lang w:val="ru-BY"/>
         </w:rPr>
         <w:t>Log</w:t>
       </w:r>
@@ -2905,7 +2761,6 @@
         <w:rPr>
           <w:b/>
           <w:bCs/>
-          <w:lang w:val="ru-BY"/>
         </w:rPr>
         <w:t xml:space="preserve"> </w:t>
       </w:r>
@@ -2914,7 +2769,6 @@
         <w:rPr>
           <w:b/>
           <w:bCs/>
-          <w:lang w:val="ru-BY"/>
         </w:rPr>
         <w:t>Buffer</w:t>
       </w:r>
@@ -2923,42 +2777,26 @@
         <w:rPr>
           <w:b/>
           <w:bCs/>
-          <w:lang w:val="ru-BY"/>
         </w:rPr>
         <w:t xml:space="preserve"> (Буфер журнала повтора):</w:t>
       </w:r>
       <w:r>
-        <w:rPr>
-          <w:lang w:val="ru-BY"/>
-        </w:rPr>
         <w:t xml:space="preserve"> временно хранит информацию об изменениях данных (</w:t>
       </w:r>
       <w:proofErr w:type="spellStart"/>
       <w:r>
-        <w:rPr>
-          <w:lang w:val="ru-BY"/>
-        </w:rPr>
         <w:t>redo</w:t>
       </w:r>
       <w:proofErr w:type="spellEnd"/>
       <w:r>
-        <w:rPr>
-          <w:lang w:val="ru-BY"/>
-        </w:rPr>
         <w:t xml:space="preserve"> </w:t>
       </w:r>
       <w:proofErr w:type="spellStart"/>
       <w:r>
-        <w:rPr>
-          <w:lang w:val="ru-BY"/>
-        </w:rPr>
         <w:t>entries</w:t>
       </w:r>
       <w:proofErr w:type="spellEnd"/>
       <w:r>
-        <w:rPr>
-          <w:lang w:val="ru-BY"/>
-        </w:rPr>
         <w:t>) перед их записью в файлы журналов повтора на диск.</w:t>
       </w:r>
     </w:p>
@@ -2969,16 +2807,12 @@
           <w:numId w:val="5"/>
         </w:numPr>
         <w:spacing w:after="0"/>
-        <w:rPr>
-          <w:lang w:val="ru-BY"/>
-        </w:rPr>
-      </w:pPr>
-      <w:proofErr w:type="spellStart"/>
-      <w:r>
-        <w:rPr>
-          <w:b/>
-          <w:bCs/>
-          <w:lang w:val="ru-BY"/>
+      </w:pPr>
+      <w:proofErr w:type="spellStart"/>
+      <w:r>
+        <w:rPr>
+          <w:b/>
+          <w:bCs/>
         </w:rPr>
         <w:t>Large</w:t>
       </w:r>
@@ -2987,28 +2821,18 @@
         <w:rPr>
           <w:b/>
           <w:bCs/>
-          <w:lang w:val="ru-BY"/>
         </w:rPr>
         <w:t xml:space="preserve"> Pool (Большой пул):</w:t>
       </w:r>
       <w:r>
-        <w:rPr>
-          <w:lang w:val="ru-BY"/>
-        </w:rPr>
         <w:t xml:space="preserve"> используется для выделения больших объемов памяти, например, для операций резервного копирования (RMAN) или процессов </w:t>
       </w:r>
       <w:proofErr w:type="spellStart"/>
       <w:r>
-        <w:rPr>
-          <w:lang w:val="ru-BY"/>
-        </w:rPr>
         <w:t>Shared</w:t>
       </w:r>
       <w:proofErr w:type="spellEnd"/>
       <w:r>
-        <w:rPr>
-          <w:lang w:val="ru-BY"/>
-        </w:rPr>
         <w:t xml:space="preserve"> Server.</w:t>
       </w:r>
     </w:p>
@@ -3019,22 +2843,15 @@
           <w:numId w:val="5"/>
         </w:numPr>
         <w:spacing w:after="0"/>
-        <w:rPr>
-          <w:lang w:val="ru-BY"/>
-        </w:rPr>
-      </w:pPr>
-      <w:r>
-        <w:rPr>
-          <w:b/>
-          <w:bCs/>
-          <w:lang w:val="ru-BY"/>
+      </w:pPr>
+      <w:r>
+        <w:rPr>
+          <w:b/>
+          <w:bCs/>
         </w:rPr>
         <w:t>Java Pool:</w:t>
       </w:r>
       <w:r>
-        <w:rPr>
-          <w:lang w:val="ru-BY"/>
-        </w:rPr>
         <w:t xml:space="preserve"> используется для памяти сеансов и кода Java, работающего в базе данных.</w:t>
       </w:r>
     </w:p>
@@ -3045,26 +2862,21 @@
           <w:numId w:val="5"/>
         </w:numPr>
         <w:spacing w:after="0"/>
-        <w:rPr>
-          <w:lang w:val="ru-BY"/>
-        </w:rPr>
-      </w:pPr>
-    </w:p>
-    <w:p>
-      <w:pPr>
-        <w:spacing w:after="0"/>
-        <w:ind w:left="720"/>
-        <w:rPr>
-          <w:b/>
-          <w:bCs/>
-          <w:lang w:val="ru-BY"/>
-        </w:rPr>
-      </w:pPr>
-      <w:r>
-        <w:rPr>
-          <w:b/>
-          <w:bCs/>
-          <w:lang w:val="ru-BY"/>
+      </w:pPr>
+    </w:p>
+    <w:p>
+      <w:pPr>
+        <w:spacing w:after="0"/>
+        <w:ind w:left="720"/>
+        <w:rPr>
+          <w:b/>
+          <w:bCs/>
+        </w:rPr>
+      </w:pPr>
+      <w:r>
+        <w:rPr>
+          <w:b/>
+          <w:bCs/>
         </w:rPr>
         <w:t>3. Поясните параметры SGA_MAX_SIZE и SGA_TARGET</w:t>
       </w:r>
@@ -3076,22 +2888,15 @@
           <w:numId w:val="6"/>
         </w:numPr>
         <w:spacing w:after="0"/>
-        <w:rPr>
-          <w:lang w:val="ru-BY"/>
-        </w:rPr>
-      </w:pPr>
-      <w:r>
-        <w:rPr>
-          <w:b/>
-          <w:bCs/>
-          <w:lang w:val="ru-BY"/>
+      </w:pPr>
+      <w:r>
+        <w:rPr>
+          <w:b/>
+          <w:bCs/>
         </w:rPr>
         <w:t>SGA_MAX_SIZE:</w:t>
       </w:r>
       <w:r>
-        <w:rPr>
-          <w:lang w:val="ru-BY"/>
-        </w:rPr>
         <w:t xml:space="preserve"> определяет абсолютный максимальный объем памяти, который экземпляр может выделить для SGA в течение своей работы. Этот параметр нельзя превысить.</w:t>
       </w:r>
     </w:p>
@@ -3102,56 +2907,34 @@
           <w:numId w:val="6"/>
         </w:numPr>
         <w:spacing w:after="0"/>
-        <w:rPr>
-          <w:lang w:val="ru-BY"/>
-        </w:rPr>
-      </w:pPr>
-      <w:r>
-        <w:rPr>
-          <w:b/>
-          <w:bCs/>
-          <w:lang w:val="ru-BY"/>
+      </w:pPr>
+      <w:r>
+        <w:rPr>
+          <w:b/>
+          <w:bCs/>
         </w:rPr>
         <w:t>SGA_TARGET:</w:t>
       </w:r>
       <w:r>
-        <w:rPr>
-          <w:lang w:val="ru-BY"/>
-        </w:rPr>
         <w:t xml:space="preserve"> задает текущий целевой объем памяти для SGA. Oracle использует этот параметр для автоматического распределения памяти (ASMM - </w:t>
       </w:r>
       <w:proofErr w:type="spellStart"/>
       <w:r>
-        <w:rPr>
-          <w:lang w:val="ru-BY"/>
-        </w:rPr>
         <w:t>Automatic</w:t>
       </w:r>
       <w:proofErr w:type="spellEnd"/>
       <w:r>
-        <w:rPr>
-          <w:lang w:val="ru-BY"/>
-        </w:rPr>
         <w:t xml:space="preserve"> </w:t>
       </w:r>
       <w:proofErr w:type="spellStart"/>
       <w:r>
-        <w:rPr>
-          <w:lang w:val="ru-BY"/>
-        </w:rPr>
         <w:t>Shared</w:t>
       </w:r>
       <w:proofErr w:type="spellEnd"/>
       <w:r>
-        <w:rPr>
-          <w:lang w:val="ru-BY"/>
-        </w:rPr>
         <w:t xml:space="preserve"> Memory </w:t>
       </w:r>
       <w:r>
-        <w:rPr>
-          <w:lang w:val="ru-BY"/>
-        </w:rPr>
         <w:lastRenderedPageBreak/>
         <w:t>Management) между различными пулами (кэш буферов, разделяемый пул и т.д.) в пределах этого значения. SGA_TARGET не может быть больше SGA_MAX_SIZE.</w:t>
       </w:r>
@@ -3163,26 +2946,21 @@
           <w:numId w:val="6"/>
         </w:numPr>
         <w:spacing w:after="0"/>
-        <w:rPr>
-          <w:lang w:val="ru-BY"/>
-        </w:rPr>
-      </w:pPr>
-    </w:p>
-    <w:p>
-      <w:pPr>
-        <w:spacing w:after="0"/>
-        <w:ind w:left="720"/>
-        <w:rPr>
-          <w:b/>
-          <w:bCs/>
-          <w:lang w:val="ru-BY"/>
-        </w:rPr>
-      </w:pPr>
-      <w:r>
-        <w:rPr>
-          <w:b/>
-          <w:bCs/>
-          <w:lang w:val="ru-BY"/>
+      </w:pPr>
+    </w:p>
+    <w:p>
+      <w:pPr>
+        <w:spacing w:after="0"/>
+        <w:ind w:left="720"/>
+        <w:rPr>
+          <w:b/>
+          <w:bCs/>
+        </w:rPr>
+      </w:pPr>
+      <w:r>
+        <w:rPr>
+          <w:b/>
+          <w:bCs/>
         </w:rPr>
         <w:t>4. Поясните назначение буферного кэша инстанса</w:t>
       </w:r>
@@ -3191,42 +2969,24 @@
       <w:pPr>
         <w:spacing w:after="0"/>
         <w:ind w:left="720"/>
-        <w:rPr>
-          <w:lang w:val="ru-BY"/>
-        </w:rPr>
-      </w:pPr>
-      <w:r>
-        <w:rPr>
-          <w:lang w:val="ru-BY"/>
-        </w:rPr>
+      </w:pPr>
+      <w:r>
         <w:t xml:space="preserve">Буферный кэш (Database </w:t>
       </w:r>
       <w:proofErr w:type="spellStart"/>
       <w:r>
-        <w:rPr>
-          <w:lang w:val="ru-BY"/>
-        </w:rPr>
         <w:t>Buffer</w:t>
       </w:r>
       <w:proofErr w:type="spellEnd"/>
       <w:r>
-        <w:rPr>
-          <w:lang w:val="ru-BY"/>
-        </w:rPr>
         <w:t xml:space="preserve"> </w:t>
       </w:r>
       <w:proofErr w:type="spellStart"/>
       <w:r>
-        <w:rPr>
-          <w:lang w:val="ru-BY"/>
-        </w:rPr>
         <w:t>Cache</w:t>
       </w:r>
       <w:proofErr w:type="spellEnd"/>
       <w:r>
-        <w:rPr>
-          <w:lang w:val="ru-BY"/>
-        </w:rPr>
         <w:t>) предназначен для хранения блоков данных, извлеченных из файлов данных на жестком диске. Его главная цель — минимизировать количество медленных физических обращений к дискам (I/O). Если пользователь запрашивает данные, Oracle сначала ищет их в буферном кэше (логическое чтение), и только если их там нет, обращается к диску (физическое чтение).</w:t>
       </w:r>
     </w:p>
@@ -3234,26 +2994,21 @@
       <w:pPr>
         <w:spacing w:after="0"/>
         <w:ind w:left="720"/>
-        <w:rPr>
-          <w:lang w:val="ru-BY"/>
-        </w:rPr>
-      </w:pPr>
-    </w:p>
-    <w:p>
-      <w:pPr>
-        <w:spacing w:after="0"/>
-        <w:ind w:left="720"/>
-        <w:rPr>
-          <w:b/>
-          <w:bCs/>
-          <w:lang w:val="ru-BY"/>
-        </w:rPr>
-      </w:pPr>
-      <w:r>
-        <w:rPr>
-          <w:b/>
-          <w:bCs/>
-          <w:lang w:val="ru-BY"/>
+      </w:pPr>
+    </w:p>
+    <w:p>
+      <w:pPr>
+        <w:spacing w:after="0"/>
+        <w:ind w:left="720"/>
+        <w:rPr>
+          <w:b/>
+          <w:bCs/>
+        </w:rPr>
+      </w:pPr>
+      <w:r>
+        <w:rPr>
+          <w:b/>
+          <w:bCs/>
         </w:rPr>
         <w:t>5. Поясните назначение пулов КЕЕP, DEFAULT и RECYCLE буферного кэша</w:t>
       </w:r>
@@ -3262,14 +3017,8 @@
       <w:pPr>
         <w:spacing w:after="0"/>
         <w:ind w:left="720"/>
-        <w:rPr>
-          <w:lang w:val="ru-BY"/>
-        </w:rPr>
-      </w:pPr>
-      <w:r>
-        <w:rPr>
-          <w:lang w:val="ru-BY"/>
-        </w:rPr>
+      </w:pPr>
+      <w:r>
         <w:t>Буферный кэш можно разделить на три независимых пула для оптимизации:</w:t>
       </w:r>
     </w:p>
@@ -3280,22 +3029,15 @@
           <w:numId w:val="7"/>
         </w:numPr>
         <w:spacing w:after="0"/>
-        <w:rPr>
-          <w:lang w:val="ru-BY"/>
-        </w:rPr>
-      </w:pPr>
-      <w:r>
-        <w:rPr>
-          <w:b/>
-          <w:bCs/>
-          <w:lang w:val="ru-BY"/>
+      </w:pPr>
+      <w:r>
+        <w:rPr>
+          <w:b/>
+          <w:bCs/>
         </w:rPr>
         <w:t>DEFAULT:</w:t>
       </w:r>
       <w:r>
-        <w:rPr>
-          <w:lang w:val="ru-BY"/>
-        </w:rPr>
         <w:t xml:space="preserve"> стандартный пул, куда попадает большинство блоков данных. Работает по классическому алгоритму вытеснения устаревших данных.</w:t>
       </w:r>
     </w:p>
@@ -3306,22 +3048,15 @@
           <w:numId w:val="7"/>
         </w:numPr>
         <w:spacing w:after="0"/>
-        <w:rPr>
-          <w:lang w:val="ru-BY"/>
-        </w:rPr>
-      </w:pPr>
-      <w:r>
-        <w:rPr>
-          <w:b/>
-          <w:bCs/>
-          <w:lang w:val="ru-BY"/>
+      </w:pPr>
+      <w:r>
+        <w:rPr>
+          <w:b/>
+          <w:bCs/>
         </w:rPr>
         <w:t>KEEP:</w:t>
       </w:r>
       <w:r>
-        <w:rPr>
-          <w:lang w:val="ru-BY"/>
-        </w:rPr>
         <w:t xml:space="preserve"> предназначен для постоянного хранения в памяти небольших, но очень часто используемых таблиц (например, справочников). Блоки отсюда вытесняются в самую последнюю очередь.</w:t>
       </w:r>
     </w:p>
@@ -3332,22 +3067,15 @@
           <w:numId w:val="7"/>
         </w:numPr>
         <w:spacing w:after="0"/>
-        <w:rPr>
-          <w:lang w:val="ru-BY"/>
-        </w:rPr>
-      </w:pPr>
-      <w:r>
-        <w:rPr>
-          <w:b/>
-          <w:bCs/>
-          <w:lang w:val="ru-BY"/>
+      </w:pPr>
+      <w:r>
+        <w:rPr>
+          <w:b/>
+          <w:bCs/>
         </w:rPr>
         <w:t>RECYCLE:</w:t>
       </w:r>
       <w:r>
-        <w:rPr>
-          <w:lang w:val="ru-BY"/>
-        </w:rPr>
         <w:t xml:space="preserve"> используется для блоков данных, которые запрашиваются редко или читаются только один раз (например, при полном сканировании большой таблицы). Данные из этого пула вытесняются сразу после завершения транзакции, чтобы не засорять основную память.</w:t>
       </w:r>
     </w:p>
@@ -3355,26 +3083,21 @@
       <w:pPr>
         <w:spacing w:after="0"/>
         <w:ind w:left="720"/>
-        <w:rPr>
-          <w:lang w:val="ru-BY"/>
-        </w:rPr>
-      </w:pPr>
-    </w:p>
-    <w:p>
-      <w:pPr>
-        <w:spacing w:after="0"/>
-        <w:ind w:left="720"/>
-        <w:rPr>
-          <w:b/>
-          <w:bCs/>
-          <w:lang w:val="ru-BY"/>
-        </w:rPr>
-      </w:pPr>
-      <w:r>
-        <w:rPr>
-          <w:b/>
-          <w:bCs/>
-          <w:lang w:val="ru-BY"/>
+      </w:pPr>
+    </w:p>
+    <w:p>
+      <w:pPr>
+        <w:spacing w:after="0"/>
+        <w:ind w:left="720"/>
+        <w:rPr>
+          <w:b/>
+          <w:bCs/>
+        </w:rPr>
+      </w:pPr>
+      <w:r>
+        <w:rPr>
+          <w:b/>
+          <w:bCs/>
         </w:rPr>
         <w:t>6. Поясните принцип вытеснения блоков буферного кэша (LRU)</w:t>
       </w:r>
@@ -3383,21 +3106,14 @@
       <w:pPr>
         <w:spacing w:after="0"/>
         <w:ind w:left="720"/>
-        <w:rPr>
-          <w:lang w:val="ru-BY"/>
-        </w:rPr>
-      </w:pPr>
-      <w:r>
-        <w:rPr>
-          <w:lang w:val="ru-BY"/>
-        </w:rPr>
+      </w:pPr>
+      <w:r>
         <w:t xml:space="preserve">Oracle использует алгоритм </w:t>
       </w:r>
       <w:r>
         <w:rPr>
           <w:b/>
           <w:bCs/>
-          <w:lang w:val="ru-BY"/>
         </w:rPr>
         <w:t>LRU (</w:t>
       </w:r>
@@ -3406,7 +3122,6 @@
         <w:rPr>
           <w:b/>
           <w:bCs/>
-          <w:lang w:val="ru-BY"/>
         </w:rPr>
         <w:t>Least</w:t>
       </w:r>
@@ -3415,7 +3130,6 @@
         <w:rPr>
           <w:b/>
           <w:bCs/>
-          <w:lang w:val="ru-BY"/>
         </w:rPr>
         <w:t xml:space="preserve"> </w:t>
       </w:r>
@@ -3424,7 +3138,6 @@
         <w:rPr>
           <w:b/>
           <w:bCs/>
-          <w:lang w:val="ru-BY"/>
         </w:rPr>
         <w:t>Recently</w:t>
       </w:r>
@@ -3433,7 +3146,6 @@
         <w:rPr>
           <w:b/>
           <w:bCs/>
-          <w:lang w:val="ru-BY"/>
         </w:rPr>
         <w:t xml:space="preserve"> </w:t>
       </w:r>
@@ -3442,7 +3154,6 @@
         <w:rPr>
           <w:b/>
           <w:bCs/>
-          <w:lang w:val="ru-BY"/>
         </w:rPr>
         <w:t>Used</w:t>
       </w:r>
@@ -3451,56 +3162,34 @@
         <w:rPr>
           <w:b/>
           <w:bCs/>
-          <w:lang w:val="ru-BY"/>
         </w:rPr>
         <w:t xml:space="preserve"> — наименее недавно использованный)</w:t>
       </w:r>
       <w:r>
-        <w:rPr>
-          <w:lang w:val="ru-BY"/>
-        </w:rPr>
         <w:t xml:space="preserve">. Блоки данных в кэше выстраиваются в списки. Когда пул заполняется и системе нужен свободный буфер для загрузки нового блока с диска, Oracle находит и удаляет (вытесняет) тот блок, к которому пользователи обращались давным-давно. Часто запрашиваемые блоки (MRU — </w:t>
       </w:r>
       <w:proofErr w:type="spellStart"/>
       <w:r>
-        <w:rPr>
-          <w:lang w:val="ru-BY"/>
-        </w:rPr>
         <w:t>Most</w:t>
       </w:r>
       <w:proofErr w:type="spellEnd"/>
       <w:r>
-        <w:rPr>
-          <w:lang w:val="ru-BY"/>
-        </w:rPr>
         <w:t xml:space="preserve"> </w:t>
       </w:r>
       <w:proofErr w:type="spellStart"/>
       <w:r>
-        <w:rPr>
-          <w:lang w:val="ru-BY"/>
-        </w:rPr>
         <w:t>Recently</w:t>
       </w:r>
       <w:proofErr w:type="spellEnd"/>
       <w:r>
-        <w:rPr>
-          <w:lang w:val="ru-BY"/>
-        </w:rPr>
         <w:t xml:space="preserve"> </w:t>
       </w:r>
       <w:proofErr w:type="spellStart"/>
       <w:r>
-        <w:rPr>
-          <w:lang w:val="ru-BY"/>
-        </w:rPr>
         <w:t>Used</w:t>
       </w:r>
       <w:proofErr w:type="spellEnd"/>
       <w:r>
-        <w:rPr>
-          <w:lang w:val="ru-BY"/>
-        </w:rPr>
         <w:t>) остаются в начале списка и сохраняются в памяти.</w:t>
       </w:r>
     </w:p>
@@ -3508,26 +3197,21 @@
       <w:pPr>
         <w:spacing w:after="0"/>
         <w:ind w:left="720"/>
-        <w:rPr>
-          <w:lang w:val="ru-BY"/>
-        </w:rPr>
-      </w:pPr>
-    </w:p>
-    <w:p>
-      <w:pPr>
-        <w:spacing w:after="0"/>
-        <w:ind w:left="720"/>
-        <w:rPr>
-          <w:b/>
-          <w:bCs/>
-          <w:lang w:val="ru-BY"/>
-        </w:rPr>
-      </w:pPr>
-      <w:r>
-        <w:rPr>
-          <w:b/>
-          <w:bCs/>
-          <w:lang w:val="ru-BY"/>
+      </w:pPr>
+    </w:p>
+    <w:p>
+      <w:pPr>
+        <w:spacing w:after="0"/>
+        <w:ind w:left="720"/>
+        <w:rPr>
+          <w:b/>
+          <w:bCs/>
+        </w:rPr>
+      </w:pPr>
+      <w:r>
+        <w:rPr>
+          <w:b/>
+          <w:bCs/>
         </w:rPr>
         <w:t>7. Поясните принцип вытеснения блоков таблицы, созданной оператором CREATE TABLE … CACHE</w:t>
       </w:r>
@@ -3536,42 +3220,24 @@
       <w:pPr>
         <w:spacing w:after="0"/>
         <w:ind w:left="720"/>
-        <w:rPr>
-          <w:lang w:val="ru-BY"/>
-        </w:rPr>
-      </w:pPr>
-      <w:r>
-        <w:rPr>
-          <w:lang w:val="ru-BY"/>
-        </w:rPr>
+      </w:pPr>
+      <w:r>
         <w:t xml:space="preserve">Если таблица создана с параметром CACHE, то при ее полном сканировании (Full </w:t>
       </w:r>
       <w:proofErr w:type="spellStart"/>
       <w:r>
-        <w:rPr>
-          <w:lang w:val="ru-BY"/>
-        </w:rPr>
         <w:t>Table</w:t>
       </w:r>
       <w:proofErr w:type="spellEnd"/>
       <w:r>
-        <w:rPr>
-          <w:lang w:val="ru-BY"/>
-        </w:rPr>
         <w:t xml:space="preserve"> </w:t>
       </w:r>
       <w:proofErr w:type="spellStart"/>
       <w:r>
-        <w:rPr>
-          <w:lang w:val="ru-BY"/>
-        </w:rPr>
         <w:t>Scan</w:t>
       </w:r>
       <w:proofErr w:type="spellEnd"/>
       <w:r>
-        <w:rPr>
-          <w:lang w:val="ru-BY"/>
-        </w:rPr>
         <w:t>) блоки этой таблицы помещаются на "горячий" (MRU) конец LRU-списка в пуле DEFAULT. При стандартном полном сканировании (без опции CACHE) блоки обычно помещаются на "холодный" (LRU) конец списка и сразу же вытесняются. Опция CACHE заставляет Oracle дольше хранить эти данные в оперативной памяти.</w:t>
       </w:r>
     </w:p>
@@ -3579,26 +3245,21 @@
       <w:pPr>
         <w:spacing w:after="0"/>
         <w:ind w:left="720"/>
-        <w:rPr>
-          <w:lang w:val="ru-BY"/>
-        </w:rPr>
-      </w:pPr>
-    </w:p>
-    <w:p>
-      <w:pPr>
-        <w:spacing w:after="0"/>
-        <w:ind w:left="720"/>
-        <w:rPr>
-          <w:b/>
-          <w:bCs/>
-          <w:lang w:val="ru-BY"/>
-        </w:rPr>
-      </w:pPr>
-      <w:r>
-        <w:rPr>
-          <w:b/>
-          <w:bCs/>
-          <w:lang w:val="ru-BY"/>
+      </w:pPr>
+    </w:p>
+    <w:p>
+      <w:pPr>
+        <w:spacing w:after="0"/>
+        <w:ind w:left="720"/>
+        <w:rPr>
+          <w:b/>
+          <w:bCs/>
+        </w:rPr>
+      </w:pPr>
+      <w:r>
+        <w:rPr>
+          <w:b/>
+          <w:bCs/>
         </w:rPr>
         <w:t>8. Как изменить размеры пулов?</w:t>
       </w:r>
@@ -3607,41 +3268,23 @@
       <w:pPr>
         <w:spacing w:after="0"/>
         <w:ind w:left="720"/>
-        <w:rPr>
-          <w:lang w:val="ru-BY"/>
-        </w:rPr>
-      </w:pPr>
-      <w:r>
-        <w:rPr>
-          <w:lang w:val="ru-BY"/>
-        </w:rPr>
+      </w:pPr>
+      <w:r>
         <w:t>Размеры пулов можно изменить с помощью команды ALTER SYSTEM. Например:</w:t>
       </w:r>
       <w:r>
-        <w:rPr>
-          <w:lang w:val="ru-BY"/>
-        </w:rPr>
         <w:br/>
         <w:t xml:space="preserve">ALTER SYSTEM SET </w:t>
       </w:r>
       <w:proofErr w:type="spellStart"/>
       <w:r>
-        <w:rPr>
-          <w:lang w:val="ru-BY"/>
-        </w:rPr>
         <w:t>shared_pool_size</w:t>
       </w:r>
       <w:proofErr w:type="spellEnd"/>
       <w:r>
-        <w:rPr>
-          <w:lang w:val="ru-BY"/>
-        </w:rPr>
         <w:t xml:space="preserve"> = 500M SCOPE = BOTH;</w:t>
       </w:r>
       <w:r>
-        <w:rPr>
-          <w:lang w:val="ru-BY"/>
-        </w:rPr>
         <w:br/>
         <w:t>Если включено автоматическое управление памятью (ASMM через SGA_TARGET), Oracle может менять размеры пулов самостоятельно, без вмешательства администратора.</w:t>
       </w:r>
@@ -3650,35 +3293,27 @@
       <w:pPr>
         <w:spacing w:after="0"/>
         <w:ind w:left="720"/>
-        <w:rPr>
-          <w:lang w:val="ru-BY"/>
-        </w:rPr>
-      </w:pPr>
-    </w:p>
-    <w:p>
-      <w:pPr>
-        <w:spacing w:after="0"/>
-        <w:ind w:left="720"/>
-        <w:rPr>
-          <w:lang w:val="ru-BY"/>
-        </w:rPr>
-      </w:pPr>
-    </w:p>
-    <w:p>
-      <w:pPr>
-        <w:spacing w:after="0"/>
-        <w:ind w:left="720"/>
-        <w:rPr>
-          <w:b/>
-          <w:bCs/>
-          <w:lang w:val="ru-BY"/>
-        </w:rPr>
-      </w:pPr>
-      <w:r>
-        <w:rPr>
-          <w:b/>
-          <w:bCs/>
-          <w:lang w:val="ru-BY"/>
+      </w:pPr>
+    </w:p>
+    <w:p>
+      <w:pPr>
+        <w:spacing w:after="0"/>
+        <w:ind w:left="720"/>
+      </w:pPr>
+    </w:p>
+    <w:p>
+      <w:pPr>
+        <w:spacing w:after="0"/>
+        <w:ind w:left="720"/>
+        <w:rPr>
+          <w:b/>
+          <w:bCs/>
+        </w:rPr>
+      </w:pPr>
+      <w:r>
+        <w:rPr>
+          <w:b/>
+          <w:bCs/>
         </w:rPr>
         <w:lastRenderedPageBreak/>
         <w:t>9. Какие пулы допускают изменение размеров?</w:t>
@@ -3688,126 +3323,72 @@
       <w:pPr>
         <w:spacing w:after="0"/>
         <w:ind w:left="720"/>
-        <w:rPr>
-          <w:lang w:val="ru-BY"/>
-        </w:rPr>
-      </w:pPr>
-      <w:r>
-        <w:rPr>
-          <w:lang w:val="ru-BY"/>
-        </w:rPr>
+      </w:pPr>
+      <w:r>
         <w:t xml:space="preserve">В современных версиях Oracle (при использовании ASMM) автоматически и вручную можно изменять размеры: Database </w:t>
       </w:r>
       <w:proofErr w:type="spellStart"/>
       <w:r>
-        <w:rPr>
-          <w:lang w:val="ru-BY"/>
-        </w:rPr>
         <w:t>Buffer</w:t>
       </w:r>
       <w:proofErr w:type="spellEnd"/>
       <w:r>
-        <w:rPr>
-          <w:lang w:val="ru-BY"/>
-        </w:rPr>
         <w:t xml:space="preserve"> </w:t>
       </w:r>
       <w:proofErr w:type="spellStart"/>
       <w:r>
-        <w:rPr>
-          <w:lang w:val="ru-BY"/>
-        </w:rPr>
         <w:t>Cache</w:t>
       </w:r>
       <w:proofErr w:type="spellEnd"/>
       <w:r>
-        <w:rPr>
-          <w:lang w:val="ru-BY"/>
-        </w:rPr>
         <w:t xml:space="preserve"> (включая пулы DEFAULT, KEEP, RECYCLE), </w:t>
       </w:r>
       <w:proofErr w:type="spellStart"/>
       <w:r>
-        <w:rPr>
-          <w:lang w:val="ru-BY"/>
-        </w:rPr>
         <w:t>Shared</w:t>
       </w:r>
       <w:proofErr w:type="spellEnd"/>
       <w:r>
-        <w:rPr>
-          <w:lang w:val="ru-BY"/>
-        </w:rPr>
         <w:t xml:space="preserve"> Pool, </w:t>
       </w:r>
       <w:proofErr w:type="spellStart"/>
       <w:r>
-        <w:rPr>
-          <w:lang w:val="ru-BY"/>
-        </w:rPr>
         <w:t>Large</w:t>
       </w:r>
       <w:proofErr w:type="spellEnd"/>
       <w:r>
-        <w:rPr>
-          <w:lang w:val="ru-BY"/>
-        </w:rPr>
         <w:t xml:space="preserve"> Pool, Java Pool и </w:t>
       </w:r>
       <w:proofErr w:type="spellStart"/>
       <w:r>
-        <w:rPr>
-          <w:lang w:val="ru-BY"/>
-        </w:rPr>
         <w:t>Streams</w:t>
       </w:r>
       <w:proofErr w:type="spellEnd"/>
       <w:r>
-        <w:rPr>
-          <w:lang w:val="ru-BY"/>
-        </w:rPr>
         <w:t xml:space="preserve"> Pool. Размер </w:t>
       </w:r>
       <w:proofErr w:type="spellStart"/>
       <w:r>
-        <w:rPr>
-          <w:lang w:val="ru-BY"/>
-        </w:rPr>
         <w:t>Redo</w:t>
       </w:r>
       <w:proofErr w:type="spellEnd"/>
       <w:r>
-        <w:rPr>
-          <w:lang w:val="ru-BY"/>
-        </w:rPr>
         <w:t xml:space="preserve"> </w:t>
       </w:r>
       <w:proofErr w:type="spellStart"/>
       <w:r>
-        <w:rPr>
-          <w:lang w:val="ru-BY"/>
-        </w:rPr>
         <w:t>Log</w:t>
       </w:r>
       <w:proofErr w:type="spellEnd"/>
       <w:r>
-        <w:rPr>
-          <w:lang w:val="ru-BY"/>
-        </w:rPr>
         <w:t xml:space="preserve"> </w:t>
       </w:r>
       <w:proofErr w:type="spellStart"/>
       <w:r>
-        <w:rPr>
-          <w:lang w:val="ru-BY"/>
-        </w:rPr>
         <w:t>Buffer</w:t>
       </w:r>
       <w:proofErr w:type="spellEnd"/>
       <w:r>
-        <w:rPr>
-          <w:lang w:val="ru-BY"/>
-        </w:rPr>
         <w:t xml:space="preserve"> настраивается вручную и его нельзя динамически изменить "на лету" без перезапуска экземпляра.</w:t>
       </w:r>
     </w:p>
@@ -3815,26 +3396,21 @@
       <w:pPr>
         <w:spacing w:after="0"/>
         <w:ind w:left="720"/>
-        <w:rPr>
-          <w:lang w:val="ru-BY"/>
-        </w:rPr>
-      </w:pPr>
-    </w:p>
-    <w:p>
-      <w:pPr>
-        <w:spacing w:after="0"/>
-        <w:ind w:left="720"/>
-        <w:rPr>
-          <w:b/>
-          <w:bCs/>
-          <w:lang w:val="ru-BY"/>
-        </w:rPr>
-      </w:pPr>
-      <w:r>
-        <w:rPr>
-          <w:b/>
-          <w:bCs/>
-          <w:lang w:val="ru-BY"/>
+      </w:pPr>
+    </w:p>
+    <w:p>
+      <w:pPr>
+        <w:spacing w:after="0"/>
+        <w:ind w:left="720"/>
+        <w:rPr>
+          <w:b/>
+          <w:bCs/>
+        </w:rPr>
+      </w:pPr>
+      <w:r>
+        <w:rPr>
+          <w:b/>
+          <w:bCs/>
         </w:rPr>
         <w:t>10. Поясните назначение процесса LISTENER</w:t>
       </w:r>
@@ -3843,15 +3419,11 @@
       <w:pPr>
         <w:spacing w:after="0"/>
         <w:ind w:left="720"/>
-        <w:rPr>
-          <w:lang w:val="ru-BY"/>
-        </w:rPr>
-      </w:pPr>
-      <w:r>
-        <w:rPr>
-          <w:b/>
-          <w:bCs/>
-          <w:lang w:val="ru-BY"/>
+      </w:pPr>
+      <w:r>
+        <w:rPr>
+          <w:b/>
+          <w:bCs/>
         </w:rPr>
         <w:t>LISTENER (</w:t>
       </w:r>
@@ -3860,7 +3432,6 @@
         <w:rPr>
           <w:b/>
           <w:bCs/>
-          <w:lang w:val="ru-BY"/>
         </w:rPr>
         <w:t>Прослушиватель</w:t>
       </w:r>
@@ -3869,28 +3440,18 @@
         <w:rPr>
           <w:b/>
           <w:bCs/>
-          <w:lang w:val="ru-BY"/>
         </w:rPr>
         <w:t>)</w:t>
       </w:r>
       <w:r>
-        <w:rPr>
-          <w:lang w:val="ru-BY"/>
-        </w:rPr>
         <w:t xml:space="preserve"> — это отдельный сетевой процесс, который работает на сервере базы данных (или в контейнере). Его задача — прослушивать определенный сетевой порт (обычно 1521) в ожидании входящих запросов на подключение от клиентских приложений (например, </w:t>
       </w:r>
       <w:proofErr w:type="spellStart"/>
       <w:r>
-        <w:rPr>
-          <w:lang w:val="ru-BY"/>
-        </w:rPr>
         <w:t>DataGrip</w:t>
       </w:r>
       <w:proofErr w:type="spellEnd"/>
       <w:r>
-        <w:rPr>
-          <w:lang w:val="ru-BY"/>
-        </w:rPr>
         <w:t>, SQL*Plus). Получив запрос, LISTENER передает соединение серверному процессу базы данных.</w:t>
       </w:r>
     </w:p>
@@ -3898,26 +3459,21 @@
       <w:pPr>
         <w:spacing w:after="0"/>
         <w:ind w:left="720"/>
-        <w:rPr>
-          <w:lang w:val="ru-BY"/>
-        </w:rPr>
-      </w:pPr>
-    </w:p>
-    <w:p>
-      <w:pPr>
-        <w:spacing w:after="0"/>
-        <w:ind w:left="720"/>
-        <w:rPr>
-          <w:b/>
-          <w:bCs/>
-          <w:lang w:val="ru-BY"/>
-        </w:rPr>
-      </w:pPr>
-      <w:r>
-        <w:rPr>
-          <w:b/>
-          <w:bCs/>
-          <w:lang w:val="ru-BY"/>
+      </w:pPr>
+    </w:p>
+    <w:p>
+      <w:pPr>
+        <w:spacing w:after="0"/>
+        <w:ind w:left="720"/>
+        <w:rPr>
+          <w:b/>
+          <w:bCs/>
+        </w:rPr>
+      </w:pPr>
+      <w:r>
+        <w:rPr>
+          <w:b/>
+          <w:bCs/>
         </w:rPr>
         <w:t xml:space="preserve">11. Поясните назначение утилиты </w:t>
       </w:r>
@@ -3926,7 +3482,6 @@
         <w:rPr>
           <w:b/>
           <w:bCs/>
-          <w:lang w:val="ru-BY"/>
         </w:rPr>
         <w:t>lsnrctl</w:t>
       </w:r>
@@ -3936,16 +3491,12 @@
       <w:pPr>
         <w:spacing w:after="0"/>
         <w:ind w:left="720"/>
-        <w:rPr>
-          <w:lang w:val="ru-BY"/>
-        </w:rPr>
-      </w:pPr>
-      <w:proofErr w:type="spellStart"/>
-      <w:r>
-        <w:rPr>
-          <w:b/>
-          <w:bCs/>
-          <w:lang w:val="ru-BY"/>
+      </w:pPr>
+      <w:proofErr w:type="spellStart"/>
+      <w:r>
+        <w:rPr>
+          <w:b/>
+          <w:bCs/>
         </w:rPr>
         <w:t>lsnrctl</w:t>
       </w:r>
@@ -3954,7 +3505,6 @@
         <w:rPr>
           <w:b/>
           <w:bCs/>
-          <w:lang w:val="ru-BY"/>
         </w:rPr>
         <w:t xml:space="preserve"> (</w:t>
       </w:r>
@@ -3963,7 +3513,6 @@
         <w:rPr>
           <w:b/>
           <w:bCs/>
-          <w:lang w:val="ru-BY"/>
         </w:rPr>
         <w:t>Listener</w:t>
       </w:r>
@@ -3972,84 +3521,50 @@
         <w:rPr>
           <w:b/>
           <w:bCs/>
-          <w:lang w:val="ru-BY"/>
         </w:rPr>
         <w:t xml:space="preserve"> Control)</w:t>
       </w:r>
       <w:r>
-        <w:rPr>
-          <w:lang w:val="ru-BY"/>
-        </w:rPr>
         <w:t xml:space="preserve"> — это утилита командной строки, предназначенная для управления процессом LISTENER. С ее помощью администратор может запускать (</w:t>
       </w:r>
       <w:proofErr w:type="spellStart"/>
       <w:r>
-        <w:rPr>
-          <w:lang w:val="ru-BY"/>
-        </w:rPr>
         <w:t>start</w:t>
       </w:r>
       <w:proofErr w:type="spellEnd"/>
       <w:r>
-        <w:rPr>
-          <w:lang w:val="ru-BY"/>
-        </w:rPr>
         <w:t>), останавливать (</w:t>
       </w:r>
       <w:proofErr w:type="spellStart"/>
       <w:r>
-        <w:rPr>
-          <w:lang w:val="ru-BY"/>
-        </w:rPr>
         <w:t>stop</w:t>
       </w:r>
       <w:proofErr w:type="spellEnd"/>
       <w:r>
-        <w:rPr>
-          <w:lang w:val="ru-BY"/>
-        </w:rPr>
         <w:t>), проверять статус (</w:t>
       </w:r>
       <w:proofErr w:type="spellStart"/>
       <w:r>
-        <w:rPr>
-          <w:lang w:val="ru-BY"/>
-        </w:rPr>
         <w:t>status</w:t>
       </w:r>
       <w:proofErr w:type="spellEnd"/>
       <w:r>
-        <w:rPr>
-          <w:lang w:val="ru-BY"/>
-        </w:rPr>
         <w:t>) и перезагружать конфигурацию (</w:t>
       </w:r>
       <w:proofErr w:type="spellStart"/>
       <w:r>
-        <w:rPr>
-          <w:lang w:val="ru-BY"/>
-        </w:rPr>
         <w:t>reload</w:t>
       </w:r>
       <w:proofErr w:type="spellEnd"/>
       <w:r>
-        <w:rPr>
-          <w:lang w:val="ru-BY"/>
-        </w:rPr>
         <w:t xml:space="preserve">) </w:t>
       </w:r>
       <w:proofErr w:type="spellStart"/>
       <w:r>
-        <w:rPr>
-          <w:lang w:val="ru-BY"/>
-        </w:rPr>
         <w:t>прослушивателя</w:t>
       </w:r>
       <w:proofErr w:type="spellEnd"/>
       <w:r>
-        <w:rPr>
-          <w:lang w:val="ru-BY"/>
-        </w:rPr>
         <w:t>.</w:t>
       </w:r>
     </w:p>
@@ -4057,26 +3572,21 @@
       <w:pPr>
         <w:spacing w:after="0"/>
         <w:ind w:left="720"/>
-        <w:rPr>
-          <w:lang w:val="ru-BY"/>
-        </w:rPr>
-      </w:pPr>
-    </w:p>
-    <w:p>
-      <w:pPr>
-        <w:spacing w:after="0"/>
-        <w:ind w:left="720"/>
-        <w:rPr>
-          <w:b/>
-          <w:bCs/>
-          <w:lang w:val="ru-BY"/>
-        </w:rPr>
-      </w:pPr>
-      <w:r>
-        <w:rPr>
-          <w:b/>
-          <w:bCs/>
-          <w:lang w:val="ru-BY"/>
+      </w:pPr>
+    </w:p>
+    <w:p>
+      <w:pPr>
+        <w:spacing w:after="0"/>
+        <w:ind w:left="720"/>
+        <w:rPr>
+          <w:b/>
+          <w:bCs/>
+        </w:rPr>
+      </w:pPr>
+      <w:r>
+        <w:rPr>
+          <w:b/>
+          <w:bCs/>
         </w:rPr>
         <w:t>12. Что такое сервис?</w:t>
       </w:r>
@@ -4085,22 +3595,15 @@
       <w:pPr>
         <w:spacing w:after="0"/>
         <w:ind w:left="720"/>
-        <w:rPr>
-          <w:lang w:val="ru-BY"/>
-        </w:rPr>
-      </w:pPr>
-      <w:r>
-        <w:rPr>
-          <w:b/>
-          <w:bCs/>
-          <w:lang w:val="ru-BY"/>
+      </w:pPr>
+      <w:r>
+        <w:rPr>
+          <w:b/>
+          <w:bCs/>
         </w:rPr>
         <w:t>Сервис (Service)</w:t>
       </w:r>
       <w:r>
-        <w:rPr>
-          <w:lang w:val="ru-BY"/>
-        </w:rPr>
         <w:t xml:space="preserve"> — это логическое имя (точка подключения), которое представляет одну или несколько баз данных для клиентов. Сервисы позволяют скрыть от пользователя физическую архитектуру базы данных. Клиент подключается к сервису по его имени (например, ORCLCDB), а LISTENER уже решает, на какой конкретный экземпляр направить запрос.</w:t>
       </w:r>
     </w:p>
@@ -4108,26 +3611,21 @@
       <w:pPr>
         <w:spacing w:after="0"/>
         <w:ind w:left="720"/>
-        <w:rPr>
-          <w:lang w:val="ru-BY"/>
-        </w:rPr>
-      </w:pPr>
-    </w:p>
-    <w:p>
-      <w:pPr>
-        <w:spacing w:after="0"/>
-        <w:ind w:left="720"/>
-        <w:rPr>
-          <w:b/>
-          <w:bCs/>
-          <w:lang w:val="ru-BY"/>
-        </w:rPr>
-      </w:pPr>
-      <w:r>
-        <w:rPr>
-          <w:b/>
-          <w:bCs/>
-          <w:lang w:val="ru-BY"/>
+      </w:pPr>
+    </w:p>
+    <w:p>
+      <w:pPr>
+        <w:spacing w:after="0"/>
+        <w:ind w:left="720"/>
+        <w:rPr>
+          <w:b/>
+          <w:bCs/>
+        </w:rPr>
+      </w:pPr>
+      <w:r>
+        <w:rPr>
+          <w:b/>
+          <w:bCs/>
         </w:rPr>
         <w:t>13. Какие сервисы создаются автоматически при инсталляции инстанса?</w:t>
       </w:r>
@@ -4136,14 +3634,8 @@
       <w:pPr>
         <w:spacing w:after="0"/>
         <w:ind w:left="720"/>
-        <w:rPr>
-          <w:lang w:val="ru-BY"/>
-        </w:rPr>
-      </w:pPr>
-      <w:r>
-        <w:rPr>
-          <w:lang w:val="ru-BY"/>
-        </w:rPr>
+      </w:pPr>
+      <w:r>
         <w:t>По умолчанию создаются:</w:t>
       </w:r>
     </w:p>
@@ -4154,28 +3646,16 @@
           <w:numId w:val="8"/>
         </w:numPr>
         <w:spacing w:after="0"/>
-        <w:rPr>
-          <w:lang w:val="ru-BY"/>
-        </w:rPr>
-      </w:pPr>
-      <w:r>
-        <w:rPr>
-          <w:lang w:val="ru-BY"/>
-        </w:rPr>
+      </w:pPr>
+      <w:r>
         <w:t xml:space="preserve">Базовый сервис экземпляра, имя которого совпадает с глобальным именем базы данных (например, </w:t>
       </w:r>
       <w:proofErr w:type="spellStart"/>
       <w:r>
-        <w:rPr>
-          <w:lang w:val="ru-BY"/>
-        </w:rPr>
         <w:t>orcl</w:t>
       </w:r>
       <w:proofErr w:type="spellEnd"/>
       <w:r>
-        <w:rPr>
-          <w:lang w:val="ru-BY"/>
-        </w:rPr>
         <w:t xml:space="preserve"> или ORCLCDB).</w:t>
       </w:r>
     </w:p>
@@ -4186,14 +3666,8 @@
           <w:numId w:val="8"/>
         </w:numPr>
         <w:spacing w:after="0"/>
-        <w:rPr>
-          <w:lang w:val="ru-BY"/>
-        </w:rPr>
-      </w:pPr>
-      <w:r>
-        <w:rPr>
-          <w:lang w:val="ru-BY"/>
-        </w:rPr>
+      </w:pPr>
+      <w:r>
         <w:t>Сервис SYS$BACKGROUND, используемый фоновыми процессами.</w:t>
       </w:r>
     </w:p>
@@ -4204,14 +3678,8 @@
           <w:numId w:val="8"/>
         </w:numPr>
         <w:spacing w:after="0"/>
-        <w:rPr>
-          <w:lang w:val="ru-BY"/>
-        </w:rPr>
-      </w:pPr>
-      <w:r>
-        <w:rPr>
-          <w:lang w:val="ru-BY"/>
-        </w:rPr>
+      </w:pPr>
+      <w:r>
         <w:t>Сервис SYS$USERS, используемый сессиями пользователей по умолчанию, если они не указали конкретный сервис.</w:t>
       </w:r>
     </w:p>
@@ -4222,28 +3690,16 @@
           <w:numId w:val="8"/>
         </w:numPr>
         <w:spacing w:after="0"/>
-        <w:rPr>
-          <w:lang w:val="ru-BY"/>
-        </w:rPr>
-      </w:pPr>
-      <w:r>
-        <w:rPr>
-          <w:lang w:val="ru-BY"/>
-        </w:rPr>
+      </w:pPr>
+      <w:r>
         <w:t xml:space="preserve">В архитектуре </w:t>
       </w:r>
       <w:proofErr w:type="spellStart"/>
       <w:r>
-        <w:rPr>
-          <w:lang w:val="ru-BY"/>
-        </w:rPr>
         <w:t>Multitenant</w:t>
       </w:r>
       <w:proofErr w:type="spellEnd"/>
       <w:r>
-        <w:rPr>
-          <w:lang w:val="ru-BY"/>
-        </w:rPr>
         <w:t xml:space="preserve"> (с 12c) автоматически создаются сервисы для каждой подключаемой базы данных (PDB), например, ORCLPDB1.</w:t>
       </w:r>
     </w:p>
@@ -4251,26 +3707,21 @@
       <w:pPr>
         <w:spacing w:after="0"/>
         <w:ind w:left="720"/>
-        <w:rPr>
-          <w:lang w:val="ru-BY"/>
-        </w:rPr>
-      </w:pPr>
-    </w:p>
-    <w:p>
-      <w:pPr>
-        <w:spacing w:after="0"/>
-        <w:ind w:left="720"/>
-        <w:rPr>
-          <w:b/>
-          <w:bCs/>
-          <w:lang w:val="ru-BY"/>
-        </w:rPr>
-      </w:pPr>
-      <w:r>
-        <w:rPr>
-          <w:b/>
-          <w:bCs/>
-          <w:lang w:val="ru-BY"/>
+      </w:pPr>
+    </w:p>
+    <w:p>
+      <w:pPr>
+        <w:spacing w:after="0"/>
+        <w:ind w:left="720"/>
+        <w:rPr>
+          <w:b/>
+          <w:bCs/>
+        </w:rPr>
+      </w:pPr>
+      <w:r>
+        <w:rPr>
+          <w:b/>
+          <w:bCs/>
         </w:rPr>
         <w:t xml:space="preserve">14. Поясните принцип работы </w:t>
       </w:r>
@@ -4279,7 +3730,6 @@
         <w:rPr>
           <w:b/>
           <w:bCs/>
-          <w:lang w:val="ru-BY"/>
         </w:rPr>
         <w:t>dedicated</w:t>
       </w:r>
@@ -4288,7 +3738,6 @@
         <w:rPr>
           <w:b/>
           <w:bCs/>
-          <w:lang w:val="ru-BY"/>
         </w:rPr>
         <w:t xml:space="preserve">-соединения и </w:t>
       </w:r>
@@ -4297,7 +3746,6 @@
         <w:rPr>
           <w:b/>
           <w:bCs/>
-          <w:lang w:val="ru-BY"/>
         </w:rPr>
         <w:t>shared</w:t>
       </w:r>
@@ -4306,7 +3754,6 @@
         <w:rPr>
           <w:b/>
           <w:bCs/>
-          <w:lang w:val="ru-BY"/>
         </w:rPr>
         <w:t>-соединения</w:t>
       </w:r>
@@ -4318,16 +3765,12 @@
           <w:numId w:val="9"/>
         </w:numPr>
         <w:spacing w:after="0"/>
-        <w:rPr>
-          <w:lang w:val="ru-BY"/>
-        </w:rPr>
-      </w:pPr>
-      <w:proofErr w:type="spellStart"/>
-      <w:r>
-        <w:rPr>
-          <w:b/>
-          <w:bCs/>
-          <w:lang w:val="ru-BY"/>
+      </w:pPr>
+      <w:proofErr w:type="spellStart"/>
+      <w:r>
+        <w:rPr>
+          <w:b/>
+          <w:bCs/>
         </w:rPr>
         <w:t>Dedicated</w:t>
       </w:r>
@@ -4336,14 +3779,10 @@
         <w:rPr>
           <w:b/>
           <w:bCs/>
-          <w:lang w:val="ru-BY"/>
         </w:rPr>
         <w:t xml:space="preserve"> (Выделенный сервер):</w:t>
       </w:r>
       <w:r>
-        <w:rPr>
-          <w:lang w:val="ru-BY"/>
-        </w:rPr>
         <w:t xml:space="preserve"> каждому клиентскому подключению (сессии) выделяется свой собственный, отдельный серверный процесс на сервере базы данных и своя область памяти PGA. Это обеспечивает высокую производительность, но потребляет много памяти на сервере.</w:t>
       </w:r>
     </w:p>
@@ -4354,16 +3793,12 @@
           <w:numId w:val="9"/>
         </w:numPr>
         <w:spacing w:after="0"/>
-        <w:rPr>
-          <w:lang w:val="ru-BY"/>
-        </w:rPr>
-      </w:pPr>
-      <w:proofErr w:type="spellStart"/>
-      <w:r>
-        <w:rPr>
-          <w:b/>
-          <w:bCs/>
-          <w:lang w:val="ru-BY"/>
+      </w:pPr>
+      <w:proofErr w:type="spellStart"/>
+      <w:r>
+        <w:rPr>
+          <w:b/>
+          <w:bCs/>
         </w:rPr>
         <w:t>Shared</w:t>
       </w:r>
@@ -4372,14 +3807,10 @@
         <w:rPr>
           <w:b/>
           <w:bCs/>
-          <w:lang w:val="ru-BY"/>
         </w:rPr>
         <w:t xml:space="preserve"> (Разделяемый сервер):</w:t>
       </w:r>
       <w:r>
-        <w:rPr>
-          <w:lang w:val="ru-BY"/>
-        </w:rPr>
         <w:t xml:space="preserve"> несколько клиентских подключений используют общий пул серверных процессов (через диспетчеры). Это сильно экономит оперативную память при наличии тысяч одновременно подключенных, но малоактивных пользователей.</w:t>
       </w:r>
     </w:p>
@@ -4390,14 +3821,12 @@
         <w:rPr>
           <w:b/>
           <w:bCs/>
-          <w:lang w:val="ru-BY"/>
-        </w:rPr>
-      </w:pPr>
-      <w:r>
-        <w:rPr>
-          <w:b/>
-          <w:bCs/>
-          <w:lang w:val="ru-BY"/>
+        </w:rPr>
+      </w:pPr>
+      <w:r>
+        <w:rPr>
+          <w:b/>
+          <w:bCs/>
         </w:rPr>
         <w:lastRenderedPageBreak/>
         <w:t>15. Поясните назначение файла LISTENER.ORA</w:t>
@@ -4407,28 +3836,16 @@
       <w:pPr>
         <w:spacing w:after="0"/>
         <w:ind w:left="720"/>
-        <w:rPr>
-          <w:lang w:val="ru-BY"/>
-        </w:rPr>
-      </w:pPr>
-      <w:r>
-        <w:rPr>
-          <w:lang w:val="ru-BY"/>
-        </w:rPr>
+      </w:pPr>
+      <w:r>
         <w:t xml:space="preserve">Это конфигурационный текстовый файл, который содержит настройки </w:t>
       </w:r>
       <w:proofErr w:type="spellStart"/>
       <w:r>
-        <w:rPr>
-          <w:lang w:val="ru-BY"/>
-        </w:rPr>
         <w:t>прослушивателя</w:t>
       </w:r>
       <w:proofErr w:type="spellEnd"/>
       <w:r>
-        <w:rPr>
-          <w:lang w:val="ru-BY"/>
-        </w:rPr>
         <w:t>. В нем указывается имя LISTENER, сетевые протоколы (TCP, IPC), IP-адреса (или имена хостов) и порты, на которых он должен принимать входящие соединения.</w:t>
       </w:r>
     </w:p>
@@ -4436,26 +3853,21 @@
       <w:pPr>
         <w:spacing w:after="0"/>
         <w:ind w:left="720"/>
-        <w:rPr>
-          <w:lang w:val="ru-BY"/>
-        </w:rPr>
-      </w:pPr>
-    </w:p>
-    <w:p>
-      <w:pPr>
-        <w:spacing w:after="0"/>
-        <w:ind w:left="720"/>
-        <w:rPr>
-          <w:b/>
-          <w:bCs/>
-          <w:lang w:val="ru-BY"/>
-        </w:rPr>
-      </w:pPr>
-      <w:r>
-        <w:rPr>
-          <w:b/>
-          <w:bCs/>
-          <w:lang w:val="ru-BY"/>
+      </w:pPr>
+    </w:p>
+    <w:p>
+      <w:pPr>
+        <w:spacing w:after="0"/>
+        <w:ind w:left="720"/>
+        <w:rPr>
+          <w:b/>
+          <w:bCs/>
+        </w:rPr>
+      </w:pPr>
+      <w:r>
+        <w:rPr>
+          <w:b/>
+          <w:bCs/>
         </w:rPr>
         <w:t>16. Перечислите основные фоновые процессы, перечислите их назначение</w:t>
       </w:r>
@@ -4464,14 +3876,8 @@
       <w:pPr>
         <w:spacing w:after="0"/>
         <w:ind w:left="720"/>
-        <w:rPr>
-          <w:lang w:val="ru-BY"/>
-        </w:rPr>
-      </w:pPr>
-      <w:r>
-        <w:rPr>
-          <w:lang w:val="ru-BY"/>
-        </w:rPr>
+      </w:pPr>
+      <w:r>
         <w:t>Основные фоновые процессы Oracle:</w:t>
       </w:r>
     </w:p>
@@ -4482,22 +3888,15 @@
           <w:numId w:val="10"/>
         </w:numPr>
         <w:spacing w:after="0"/>
-        <w:rPr>
-          <w:lang w:val="ru-BY"/>
-        </w:rPr>
-      </w:pPr>
-      <w:r>
-        <w:rPr>
-          <w:b/>
-          <w:bCs/>
-          <w:lang w:val="ru-BY"/>
+      </w:pPr>
+      <w:r>
+        <w:rPr>
+          <w:b/>
+          <w:bCs/>
         </w:rPr>
         <w:t>SMON (System Monitor):</w:t>
       </w:r>
       <w:r>
-        <w:rPr>
-          <w:lang w:val="ru-BY"/>
-        </w:rPr>
         <w:t xml:space="preserve"> выполняет восстановление экземпляра при сбое, очищает временные сегменты.</w:t>
       </w:r>
     </w:p>
@@ -4508,22 +3907,15 @@
           <w:numId w:val="10"/>
         </w:numPr>
         <w:spacing w:after="0"/>
-        <w:rPr>
-          <w:lang w:val="ru-BY"/>
-        </w:rPr>
-      </w:pPr>
-      <w:r>
-        <w:rPr>
-          <w:b/>
-          <w:bCs/>
-          <w:lang w:val="ru-BY"/>
+      </w:pPr>
+      <w:r>
+        <w:rPr>
+          <w:b/>
+          <w:bCs/>
         </w:rPr>
         <w:t>PMON (Process Monitor):</w:t>
       </w:r>
       <w:r>
-        <w:rPr>
-          <w:lang w:val="ru-BY"/>
-        </w:rPr>
         <w:t xml:space="preserve"> очищает ресурсы при аварийном завершении пользовательских сессий, регистрирует сервисы в LISTENER.</w:t>
       </w:r>
     </w:p>
@@ -4534,16 +3926,12 @@
           <w:numId w:val="10"/>
         </w:numPr>
         <w:spacing w:after="0"/>
-        <w:rPr>
-          <w:lang w:val="ru-BY"/>
-        </w:rPr>
-      </w:pPr>
-      <w:proofErr w:type="spellStart"/>
-      <w:r>
-        <w:rPr>
-          <w:b/>
-          <w:bCs/>
-          <w:lang w:val="ru-BY"/>
+      </w:pPr>
+      <w:proofErr w:type="spellStart"/>
+      <w:r>
+        <w:rPr>
+          <w:b/>
+          <w:bCs/>
         </w:rPr>
         <w:t>DBWn</w:t>
       </w:r>
@@ -4552,7 +3940,6 @@
         <w:rPr>
           <w:b/>
           <w:bCs/>
-          <w:lang w:val="ru-BY"/>
         </w:rPr>
         <w:t xml:space="preserve"> (Database </w:t>
       </w:r>
@@ -4561,7 +3948,6 @@
         <w:rPr>
           <w:b/>
           <w:bCs/>
-          <w:lang w:val="ru-BY"/>
         </w:rPr>
         <w:t>Writer</w:t>
       </w:r>
@@ -4570,14 +3956,10 @@
         <w:rPr>
           <w:b/>
           <w:bCs/>
-          <w:lang w:val="ru-BY"/>
         </w:rPr>
         <w:t>):</w:t>
       </w:r>
       <w:r>
-        <w:rPr>
-          <w:lang w:val="ru-BY"/>
-        </w:rPr>
         <w:t xml:space="preserve"> записывает измененные (грязные) блоки из буферного кэша в физические файлы данных на диске.</w:t>
       </w:r>
     </w:p>
@@ -4588,15 +3970,11 @@
           <w:numId w:val="10"/>
         </w:numPr>
         <w:spacing w:after="0"/>
-        <w:rPr>
-          <w:lang w:val="ru-BY"/>
-        </w:rPr>
-      </w:pPr>
-      <w:r>
-        <w:rPr>
-          <w:b/>
-          <w:bCs/>
-          <w:lang w:val="ru-BY"/>
+      </w:pPr>
+      <w:r>
+        <w:rPr>
+          <w:b/>
+          <w:bCs/>
         </w:rPr>
         <w:t>LGWR (</w:t>
       </w:r>
@@ -4605,7 +3983,6 @@
         <w:rPr>
           <w:b/>
           <w:bCs/>
-          <w:lang w:val="ru-BY"/>
         </w:rPr>
         <w:t>Log</w:t>
       </w:r>
@@ -4614,7 +3991,6 @@
         <w:rPr>
           <w:b/>
           <w:bCs/>
-          <w:lang w:val="ru-BY"/>
         </w:rPr>
         <w:t xml:space="preserve"> </w:t>
       </w:r>
@@ -4623,7 +3999,6 @@
         <w:rPr>
           <w:b/>
           <w:bCs/>
-          <w:lang w:val="ru-BY"/>
         </w:rPr>
         <w:t>Writer</w:t>
       </w:r>
@@ -4632,56 +4007,34 @@
         <w:rPr>
           <w:b/>
           <w:bCs/>
-          <w:lang w:val="ru-BY"/>
         </w:rPr>
         <w:t>):</w:t>
       </w:r>
       <w:r>
-        <w:rPr>
-          <w:lang w:val="ru-BY"/>
-        </w:rPr>
         <w:t xml:space="preserve"> записывает информацию о транзакциях из буфера журналов (</w:t>
       </w:r>
       <w:proofErr w:type="spellStart"/>
       <w:r>
-        <w:rPr>
-          <w:lang w:val="ru-BY"/>
-        </w:rPr>
         <w:t>Redo</w:t>
       </w:r>
       <w:proofErr w:type="spellEnd"/>
       <w:r>
-        <w:rPr>
-          <w:lang w:val="ru-BY"/>
-        </w:rPr>
         <w:t xml:space="preserve"> </w:t>
       </w:r>
       <w:proofErr w:type="spellStart"/>
       <w:r>
-        <w:rPr>
-          <w:lang w:val="ru-BY"/>
-        </w:rPr>
         <w:t>Log</w:t>
       </w:r>
       <w:proofErr w:type="spellEnd"/>
       <w:r>
-        <w:rPr>
-          <w:lang w:val="ru-BY"/>
-        </w:rPr>
         <w:t xml:space="preserve"> </w:t>
       </w:r>
       <w:proofErr w:type="spellStart"/>
       <w:r>
-        <w:rPr>
-          <w:lang w:val="ru-BY"/>
-        </w:rPr>
         <w:t>Buffer</w:t>
       </w:r>
       <w:proofErr w:type="spellEnd"/>
       <w:r>
-        <w:rPr>
-          <w:lang w:val="ru-BY"/>
-        </w:rPr>
         <w:t>) в файлы журналов повтора на диске.</w:t>
       </w:r>
     </w:p>
@@ -4692,15 +4045,11 @@
           <w:numId w:val="10"/>
         </w:numPr>
         <w:spacing w:after="0"/>
-        <w:rPr>
-          <w:lang w:val="ru-BY"/>
-        </w:rPr>
-      </w:pPr>
-      <w:r>
-        <w:rPr>
-          <w:b/>
-          <w:bCs/>
-          <w:lang w:val="ru-BY"/>
+      </w:pPr>
+      <w:r>
+        <w:rPr>
+          <w:b/>
+          <w:bCs/>
         </w:rPr>
         <w:t>CKPT (</w:t>
       </w:r>
@@ -4709,7 +4058,6 @@
         <w:rPr>
           <w:b/>
           <w:bCs/>
-          <w:lang w:val="ru-BY"/>
         </w:rPr>
         <w:t>Checkpoint</w:t>
       </w:r>
@@ -4718,56 +4066,34 @@
         <w:rPr>
           <w:b/>
           <w:bCs/>
-          <w:lang w:val="ru-BY"/>
         </w:rPr>
         <w:t>):</w:t>
       </w:r>
       <w:r>
-        <w:rPr>
-          <w:lang w:val="ru-BY"/>
-        </w:rPr>
         <w:t xml:space="preserve"> обновляет заголовки файлов данных и управляющий файл (</w:t>
       </w:r>
       <w:proofErr w:type="spellStart"/>
       <w:r>
-        <w:rPr>
-          <w:lang w:val="ru-BY"/>
-        </w:rPr>
         <w:t>control</w:t>
       </w:r>
       <w:proofErr w:type="spellEnd"/>
       <w:r>
-        <w:rPr>
-          <w:lang w:val="ru-BY"/>
-        </w:rPr>
         <w:t xml:space="preserve"> </w:t>
       </w:r>
       <w:proofErr w:type="spellStart"/>
       <w:r>
-        <w:rPr>
-          <w:lang w:val="ru-BY"/>
-        </w:rPr>
         <w:t>file</w:t>
       </w:r>
       <w:proofErr w:type="spellEnd"/>
       <w:r>
-        <w:rPr>
-          <w:lang w:val="ru-BY"/>
-        </w:rPr>
         <w:t xml:space="preserve">) информацией о контрольных точках, сигнализируя </w:t>
       </w:r>
       <w:proofErr w:type="spellStart"/>
       <w:r>
-        <w:rPr>
-          <w:lang w:val="ru-BY"/>
-        </w:rPr>
         <w:t>DBWn</w:t>
       </w:r>
       <w:proofErr w:type="spellEnd"/>
       <w:r>
-        <w:rPr>
-          <w:lang w:val="ru-BY"/>
-        </w:rPr>
         <w:t xml:space="preserve"> о необходимости записи данных.</w:t>
       </w:r>
     </w:p>
@@ -4775,26 +4101,21 @@
       <w:pPr>
         <w:spacing w:after="0"/>
         <w:ind w:left="720"/>
-        <w:rPr>
-          <w:lang w:val="ru-BY"/>
-        </w:rPr>
-      </w:pPr>
-    </w:p>
-    <w:p>
-      <w:pPr>
-        <w:spacing w:after="0"/>
-        <w:ind w:left="720"/>
-        <w:rPr>
-          <w:b/>
-          <w:bCs/>
-          <w:lang w:val="ru-BY"/>
-        </w:rPr>
-      </w:pPr>
-      <w:r>
-        <w:rPr>
-          <w:b/>
-          <w:bCs/>
-          <w:lang w:val="ru-BY"/>
+      </w:pPr>
+    </w:p>
+    <w:p>
+      <w:pPr>
+        <w:spacing w:after="0"/>
+        <w:ind w:left="720"/>
+        <w:rPr>
+          <w:b/>
+          <w:bCs/>
+        </w:rPr>
+      </w:pPr>
+      <w:r>
+        <w:rPr>
+          <w:b/>
+          <w:bCs/>
         </w:rPr>
         <w:t>17. Что такое серверный процесс? Как просмотреть серверные процессы?</w:t>
       </w:r>
@@ -4803,66 +4124,41 @@
       <w:pPr>
         <w:spacing w:after="0"/>
         <w:ind w:left="720"/>
-        <w:rPr>
-          <w:lang w:val="ru-BY"/>
-        </w:rPr>
-      </w:pPr>
-      <w:r>
-        <w:rPr>
-          <w:b/>
-          <w:bCs/>
-          <w:lang w:val="ru-BY"/>
+      </w:pPr>
+      <w:r>
+        <w:rPr>
+          <w:b/>
+          <w:bCs/>
         </w:rPr>
         <w:t>Серверный процесс (Server Process)</w:t>
       </w:r>
       <w:r>
-        <w:rPr>
-          <w:lang w:val="ru-BY"/>
-        </w:rPr>
         <w:t xml:space="preserve"> — это процесс, который Oracle создает для обслуживания запросов клиентской сессии. Он выполняет </w:t>
       </w:r>
       <w:proofErr w:type="spellStart"/>
       <w:r>
-        <w:rPr>
-          <w:lang w:val="ru-BY"/>
-        </w:rPr>
         <w:t>парсинг</w:t>
       </w:r>
       <w:proofErr w:type="spellEnd"/>
       <w:r>
-        <w:rPr>
-          <w:lang w:val="ru-BY"/>
-        </w:rPr>
         <w:t xml:space="preserve"> SQL-запросов, читает блоки данных с диска в буферный кэш (если их там нет) и возвращает результаты клиенту.</w:t>
       </w:r>
       <w:r>
-        <w:rPr>
-          <w:lang w:val="ru-BY"/>
-        </w:rPr>
         <w:br/>
         <w:t xml:space="preserve">Просмотреть серверные (пользовательские) процессы можно системным запросом к представлению </w:t>
       </w:r>
       <w:proofErr w:type="spellStart"/>
       <w:r>
-        <w:rPr>
-          <w:lang w:val="ru-BY"/>
-        </w:rPr>
         <w:t>v$process</w:t>
       </w:r>
       <w:proofErr w:type="spellEnd"/>
       <w:r>
-        <w:rPr>
-          <w:lang w:val="ru-BY"/>
-        </w:rPr>
         <w:t>, отфильтровав системные (фоновые) процессы:</w:t>
       </w:r>
     </w:p>
     <w:p>
       <w:pPr>
         <w:ind w:left="720"/>
-        <w:rPr>
-          <w:lang w:val="ru-BY"/>
-        </w:rPr>
       </w:pPr>
     </w:p>
     <w:sectPr>
@@ -6821,6 +6117,7 @@
   <w:style w:type="character" w:default="1" w:styleId="a0">
     <w:name w:val="Default Paragraph Font"/>
     <w:uiPriority w:val="1"/>
+    <w:semiHidden/>
     <w:unhideWhenUsed/>
   </w:style>
   <w:style w:type="table" w:default="1" w:styleId="a1">
